--- a/lessons/5-1/downloads/reveal/5.1-session-2-practice-form-a.docx
+++ b/lessons/5-1/downloads/reveal/5.1-session-2-practice-form-a.docx
@@ -15,7 +15,7 @@
         <w:rPr>
           <w:rFonts w:ascii="Avenir Next" w:hAnsi="Avenir Next" w:cs="Avenir Next" w:eastAsia="Avenir Next"/>
           <w:color w:val="1A1A1A"/>
-          <w:sz w:val="20"/>
+          <w:sz w:val="22"/>
           <w:szCs w:val="20"/>
         </w:rPr>
         <w:t xml:space="preserve">Name</w:t>
@@ -33,7 +33,7 @@
         <w:rPr>
           <w:rFonts w:ascii="Avenir Next" w:hAnsi="Avenir Next" w:cs="Avenir Next" w:eastAsia="Avenir Next"/>
           <w:color w:val="1A1A1A"/>
-          <w:sz w:val="20"/>
+          <w:sz w:val="22"/>
           <w:szCs w:val="20"/>
         </w:rPr>
         <w:t xml:space="preserve">   Date</w:t>
@@ -51,7 +51,7 @@
         <w:rPr>
           <w:rFonts w:ascii="Avenir Next" w:hAnsi="Avenir Next" w:cs="Avenir Next" w:eastAsia="Avenir Next"/>
           <w:color w:val="1A1A1A"/>
-          <w:sz w:val="20"/>
+          <w:sz w:val="22"/>
           <w:szCs w:val="20"/>
         </w:rPr>
         <w:t xml:space="preserve">   Period</w:t>
@@ -78,7 +78,7 @@
           <w:caps/>
           <w:color w:val="003A70"/>
           <w:spacing w:val="12"/>
-          <w:sz w:val="19"/>
+          <w:sz w:val="22"/>
           <w:szCs w:val="19"/>
         </w:rPr>
         <w:t xml:space="preserve">Lesson 5-1  ·  Session 2  ·  Practice  ·  Form A</w:t>
@@ -86,6 +86,7 @@
     </w:p>
     <w:p>
       <w:pPr>
+        <w:pStyle w:val="Heading1"/>
         <w:keepNext/>
         <w:spacing w:before="0" w:after="10" w:line="240" w:lineRule="auto"/>
       </w:pPr>
@@ -111,7 +112,7 @@
         <w:rPr>
           <w:rFonts w:ascii="Avenir Next" w:hAnsi="Avenir Next" w:cs="Avenir Next" w:eastAsia="Avenir Next"/>
           <w:color w:val="5A5F66"/>
-          <w:sz w:val="17"/>
+          <w:sz w:val="22"/>
           <w:szCs w:val="17"/>
         </w:rPr>
         <w:t xml:space="preserve">Learning target — I can find the area of a rhombus using the base and height or the two diagonals.</w:t>
@@ -128,7 +129,7 @@
     </w:p>
     <w:p>
       <w:pPr>
-        <w:spacing w:before="0" w:after="0" w:line="60" w:lineRule="auto"/>
+        <w:spacing w:before="0" w:after="0" w:line="50" w:lineRule="exact"/>
       </w:pPr>
     </w:p>
     <w:tbl>
@@ -167,6 +168,7 @@
           </w:tcPr>
           <w:p>
             <w:pPr>
+              <w:pStyle w:val="Heading2"/>
               <w:spacing w:before="0" w:after="40" w:line="264" w:lineRule="auto"/>
             </w:pPr>
             <w:r>
@@ -194,25 +196,25 @@
                 <w:rFonts w:ascii="Avenir Next" w:hAnsi="Avenir Next" w:cs="Avenir Next" w:eastAsia="Avenir Next"/>
                 <w:b/>
                 <w:color w:val="003A70"/>
+                <w:sz w:val="22"/>
+                <w:szCs w:val="18"/>
+              </w:rPr>
+              <w:t xml:space="preserve">•</w:t>
+            </w:r>
+            <w:r>
+              <w:rPr>
+                <w:rFonts w:ascii="Avenir Next" w:hAnsi="Avenir Next" w:cs="Avenir Next" w:eastAsia="Avenir Next"/>
+                <w:color w:val="1A1A1A"/>
                 <w:sz w:val="18"/>
                 <w:szCs w:val="18"/>
               </w:rPr>
-              <w:t xml:space="preserve">•</w:t>
-            </w:r>
-            <w:r>
-              <w:rPr>
-                <w:rFonts w:ascii="Avenir Next" w:hAnsi="Avenir Next" w:cs="Avenir Next" w:eastAsia="Avenir Next"/>
-                <w:color w:val="1A1A1A"/>
-                <w:sz w:val="18"/>
-                <w:szCs w:val="18"/>
-              </w:rPr>
               <w:tab/>
             </w:r>
             <w:r>
               <w:rPr>
                 <w:rFonts w:ascii="Avenir Next" w:hAnsi="Avenir Next" w:cs="Avenir Next" w:eastAsia="Avenir Next"/>
                 <w:color w:val="1A1A1A"/>
-                <w:sz w:val="18"/>
+                <w:sz w:val="22"/>
                 <w:szCs w:val="18"/>
               </w:rPr>
               <w:t xml:space="preserve">A </w:t>
@@ -222,7 +224,7 @@
                 <w:rFonts w:ascii="Avenir Next" w:hAnsi="Avenir Next" w:cs="Avenir Next" w:eastAsia="Avenir Next"/>
                 <w:b/>
                 <w:color w:val="1A1A1A"/>
-                <w:sz w:val="18"/>
+                <w:sz w:val="22"/>
                 <w:szCs w:val="18"/>
               </w:rPr>
               <w:t xml:space="preserve">rhombus</w:t>
@@ -231,7 +233,7 @@
               <w:rPr>
                 <w:rFonts w:ascii="Avenir Next" w:hAnsi="Avenir Next" w:cs="Avenir Next" w:eastAsia="Avenir Next"/>
                 <w:color w:val="1A1A1A"/>
-                <w:sz w:val="18"/>
+                <w:sz w:val="22"/>
                 <w:szCs w:val="18"/>
               </w:rPr>
               <w:t xml:space="preserve"> has 4 equal sides. It is a parallelogram, so </w:t>
@@ -241,7 +243,7 @@
                 <w:rFonts w:ascii="Avenir Next" w:hAnsi="Avenir Next" w:cs="Avenir Next" w:eastAsia="Avenir Next"/>
                 <w:b/>
                 <w:color w:val="1A1A1A"/>
-                <w:sz w:val="18"/>
+                <w:sz w:val="22"/>
                 <w:szCs w:val="18"/>
               </w:rPr>
               <w:t xml:space="preserve">A = b × h</w:t>
@@ -250,7 +252,7 @@
               <w:rPr>
                 <w:rFonts w:ascii="Avenir Next" w:hAnsi="Avenir Next" w:cs="Avenir Next" w:eastAsia="Avenir Next"/>
                 <w:color w:val="1A1A1A"/>
-                <w:sz w:val="18"/>
+                <w:sz w:val="22"/>
                 <w:szCs w:val="18"/>
               </w:rPr>
               <w:t xml:space="preserve"> works.</w:t>
@@ -269,25 +271,25 @@
                 <w:rFonts w:ascii="Avenir Next" w:hAnsi="Avenir Next" w:cs="Avenir Next" w:eastAsia="Avenir Next"/>
                 <w:b/>
                 <w:color w:val="003A70"/>
+                <w:sz w:val="22"/>
+                <w:szCs w:val="18"/>
+              </w:rPr>
+              <w:t xml:space="preserve">•</w:t>
+            </w:r>
+            <w:r>
+              <w:rPr>
+                <w:rFonts w:ascii="Avenir Next" w:hAnsi="Avenir Next" w:cs="Avenir Next" w:eastAsia="Avenir Next"/>
+                <w:color w:val="1A1A1A"/>
                 <w:sz w:val="18"/>
                 <w:szCs w:val="18"/>
               </w:rPr>
-              <w:t xml:space="preserve">•</w:t>
-            </w:r>
-            <w:r>
-              <w:rPr>
-                <w:rFonts w:ascii="Avenir Next" w:hAnsi="Avenir Next" w:cs="Avenir Next" w:eastAsia="Avenir Next"/>
-                <w:color w:val="1A1A1A"/>
-                <w:sz w:val="18"/>
-                <w:szCs w:val="18"/>
-              </w:rPr>
               <w:tab/>
             </w:r>
             <w:r>
               <w:rPr>
                 <w:rFonts w:ascii="Avenir Next" w:hAnsi="Avenir Next" w:cs="Avenir Next" w:eastAsia="Avenir Next"/>
                 <w:color w:val="1A1A1A"/>
-                <w:sz w:val="18"/>
+                <w:sz w:val="22"/>
                 <w:szCs w:val="18"/>
               </w:rPr>
               <w:t xml:space="preserve">With two </w:t>
@@ -297,7 +299,7 @@
                 <w:rFonts w:ascii="Avenir Next" w:hAnsi="Avenir Next" w:cs="Avenir Next" w:eastAsia="Avenir Next"/>
                 <w:b/>
                 <w:color w:val="1A1A1A"/>
-                <w:sz w:val="18"/>
+                <w:sz w:val="22"/>
                 <w:szCs w:val="18"/>
               </w:rPr>
               <w:t xml:space="preserve">diagonals</w:t>
@@ -306,7 +308,7 @@
               <w:rPr>
                 <w:rFonts w:ascii="Avenir Next" w:hAnsi="Avenir Next" w:cs="Avenir Next" w:eastAsia="Avenir Next"/>
                 <w:color w:val="1A1A1A"/>
-                <w:sz w:val="18"/>
+                <w:sz w:val="22"/>
                 <w:szCs w:val="18"/>
               </w:rPr>
               <w:t xml:space="preserve">: </w:t>
@@ -316,7 +318,7 @@
                 <w:rFonts w:ascii="Avenir Next" w:hAnsi="Avenir Next" w:cs="Avenir Next" w:eastAsia="Avenir Next"/>
                 <w:b/>
                 <w:color w:val="1A1A1A"/>
-                <w:sz w:val="18"/>
+                <w:sz w:val="22"/>
                 <w:szCs w:val="18"/>
               </w:rPr>
               <w:t xml:space="preserve">A = d1 × d2 ÷ 2</w:t>
@@ -325,7 +327,7 @@
               <w:rPr>
                 <w:rFonts w:ascii="Avenir Next" w:hAnsi="Avenir Next" w:cs="Avenir Next" w:eastAsia="Avenir Next"/>
                 <w:color w:val="1A1A1A"/>
-                <w:sz w:val="18"/>
+                <w:sz w:val="22"/>
                 <w:szCs w:val="18"/>
               </w:rPr>
               <w:t xml:space="preserve">.</w:t>
@@ -344,25 +346,25 @@
                 <w:rFonts w:ascii="Avenir Next" w:hAnsi="Avenir Next" w:cs="Avenir Next" w:eastAsia="Avenir Next"/>
                 <w:b/>
                 <w:color w:val="003A70"/>
+                <w:sz w:val="22"/>
+                <w:szCs w:val="18"/>
+              </w:rPr>
+              <w:t xml:space="preserve">•</w:t>
+            </w:r>
+            <w:r>
+              <w:rPr>
+                <w:rFonts w:ascii="Avenir Next" w:hAnsi="Avenir Next" w:cs="Avenir Next" w:eastAsia="Avenir Next"/>
+                <w:color w:val="1A1A1A"/>
                 <w:sz w:val="18"/>
                 <w:szCs w:val="18"/>
               </w:rPr>
-              <w:t xml:space="preserve">•</w:t>
-            </w:r>
-            <w:r>
-              <w:rPr>
-                <w:rFonts w:ascii="Avenir Next" w:hAnsi="Avenir Next" w:cs="Avenir Next" w:eastAsia="Avenir Next"/>
-                <w:color w:val="1A1A1A"/>
-                <w:sz w:val="18"/>
-                <w:szCs w:val="18"/>
-              </w:rPr>
               <w:tab/>
             </w:r>
             <w:r>
               <w:rPr>
                 <w:rFonts w:ascii="Avenir Next" w:hAnsi="Avenir Next" w:cs="Avenir Next" w:eastAsia="Avenir Next"/>
                 <w:color w:val="1A1A1A"/>
-                <w:sz w:val="18"/>
+                <w:sz w:val="22"/>
                 <w:szCs w:val="18"/>
               </w:rPr>
               <w:t xml:space="preserve">Missing diagonal: double the area, then divide (24 × 2 = 48, 48 ÷ 6 = 8).</w:t>
@@ -377,6 +379,7 @@
           </w:tcPr>
           <w:p>
             <w:pPr>
+              <w:pStyle w:val="Heading2"/>
               <w:spacing w:before="0" w:after="40" w:line="264" w:lineRule="auto"/>
             </w:pPr>
             <w:r>
@@ -399,7 +402,7 @@
               <w:rPr>
                 <w:rFonts w:ascii="Avenir Next" w:hAnsi="Avenir Next" w:cs="Avenir Next" w:eastAsia="Avenir Next"/>
                 <w:color w:val="1A1A1A"/>
-                <w:sz w:val="17"/>
+                <w:sz w:val="22"/>
                 <w:szCs w:val="17"/>
               </w:rPr>
               <w:t xml:space="preserve">A rhombus has diagonals of 10 cm and 8 cm. Find its area.</w:t>
@@ -418,25 +421,25 @@
                 <w:rFonts w:ascii="Avenir Next" w:hAnsi="Avenir Next" w:cs="Avenir Next" w:eastAsia="Avenir Next"/>
                 <w:b/>
                 <w:color w:val="003A70"/>
+                <w:sz w:val="22"/>
+                <w:szCs w:val="17"/>
+              </w:rPr>
+              <w:t xml:space="preserve">Step 1</w:t>
+            </w:r>
+            <w:r>
+              <w:rPr>
+                <w:rFonts w:ascii="Avenir Next" w:hAnsi="Avenir Next" w:cs="Avenir Next" w:eastAsia="Avenir Next"/>
+                <w:color w:val="1A1A1A"/>
                 <w:sz w:val="17"/>
                 <w:szCs w:val="17"/>
               </w:rPr>
-              <w:t xml:space="preserve">Step 1</w:t>
-            </w:r>
-            <w:r>
-              <w:rPr>
-                <w:rFonts w:ascii="Avenir Next" w:hAnsi="Avenir Next" w:cs="Avenir Next" w:eastAsia="Avenir Next"/>
-                <w:color w:val="1A1A1A"/>
-                <w:sz w:val="17"/>
-                <w:szCs w:val="17"/>
-              </w:rPr>
               <w:tab/>
             </w:r>
             <w:r>
               <w:rPr>
                 <w:rFonts w:ascii="Avenir Next" w:hAnsi="Avenir Next" w:cs="Avenir Next" w:eastAsia="Avenir Next"/>
                 <w:color w:val="1A1A1A"/>
-                <w:sz w:val="17"/>
+                <w:sz w:val="22"/>
                 <w:szCs w:val="17"/>
               </w:rPr>
               <w:t xml:space="preserve">Use A = d1 × d2 ÷ 2.</w:t>
@@ -455,25 +458,25 @@
                 <w:rFonts w:ascii="Avenir Next" w:hAnsi="Avenir Next" w:cs="Avenir Next" w:eastAsia="Avenir Next"/>
                 <w:b/>
                 <w:color w:val="003A70"/>
+                <w:sz w:val="22"/>
+                <w:szCs w:val="17"/>
+              </w:rPr>
+              <w:t xml:space="preserve">Step 2</w:t>
+            </w:r>
+            <w:r>
+              <w:rPr>
+                <w:rFonts w:ascii="Avenir Next" w:hAnsi="Avenir Next" w:cs="Avenir Next" w:eastAsia="Avenir Next"/>
+                <w:color w:val="1A1A1A"/>
                 <w:sz w:val="17"/>
                 <w:szCs w:val="17"/>
               </w:rPr>
-              <w:t xml:space="preserve">Step 2</w:t>
-            </w:r>
-            <w:r>
-              <w:rPr>
-                <w:rFonts w:ascii="Avenir Next" w:hAnsi="Avenir Next" w:cs="Avenir Next" w:eastAsia="Avenir Next"/>
-                <w:color w:val="1A1A1A"/>
-                <w:sz w:val="17"/>
-                <w:szCs w:val="17"/>
-              </w:rPr>
               <w:tab/>
             </w:r>
             <w:r>
               <w:rPr>
                 <w:rFonts w:ascii="Avenir Next" w:hAnsi="Avenir Next" w:cs="Avenir Next" w:eastAsia="Avenir Next"/>
                 <w:color w:val="1A1A1A"/>
-                <w:sz w:val="17"/>
+                <w:sz w:val="22"/>
                 <w:szCs w:val="17"/>
               </w:rPr>
               <w:t xml:space="preserve">10 × 8 = 80</w:t>
@@ -492,25 +495,25 @@
                 <w:rFonts w:ascii="Avenir Next" w:hAnsi="Avenir Next" w:cs="Avenir Next" w:eastAsia="Avenir Next"/>
                 <w:b/>
                 <w:color w:val="003A70"/>
+                <w:sz w:val="22"/>
+                <w:szCs w:val="17"/>
+              </w:rPr>
+              <w:t xml:space="preserve">Step 3</w:t>
+            </w:r>
+            <w:r>
+              <w:rPr>
+                <w:rFonts w:ascii="Avenir Next" w:hAnsi="Avenir Next" w:cs="Avenir Next" w:eastAsia="Avenir Next"/>
+                <w:color w:val="1A1A1A"/>
                 <w:sz w:val="17"/>
                 <w:szCs w:val="17"/>
               </w:rPr>
-              <w:t xml:space="preserve">Step 3</w:t>
-            </w:r>
-            <w:r>
-              <w:rPr>
-                <w:rFonts w:ascii="Avenir Next" w:hAnsi="Avenir Next" w:cs="Avenir Next" w:eastAsia="Avenir Next"/>
-                <w:color w:val="1A1A1A"/>
-                <w:sz w:val="17"/>
-                <w:szCs w:val="17"/>
-              </w:rPr>
               <w:tab/>
             </w:r>
             <w:r>
               <w:rPr>
                 <w:rFonts w:ascii="Avenir Next" w:hAnsi="Avenir Next" w:cs="Avenir Next" w:eastAsia="Avenir Next"/>
                 <w:color w:val="1A1A1A"/>
-                <w:sz w:val="17"/>
+                <w:sz w:val="22"/>
                 <w:szCs w:val="17"/>
               </w:rPr>
               <w:t xml:space="preserve">80 ÷ 2 = 40</w:t>
@@ -529,18 +532,18 @@
                 <w:rFonts w:ascii="Avenir Next" w:hAnsi="Avenir Next" w:cs="Avenir Next" w:eastAsia="Avenir Next"/>
                 <w:b/>
                 <w:color w:val="1A1A1A"/>
+                <w:sz w:val="22"/>
+                <w:szCs w:val="17"/>
+              </w:rPr>
+              <w:t xml:space="preserve">Answer</w:t>
+            </w:r>
+            <w:r>
+              <w:rPr>
+                <w:rFonts w:ascii="Avenir Next" w:hAnsi="Avenir Next" w:cs="Avenir Next" w:eastAsia="Avenir Next"/>
+                <w:color w:val="1A1A1A"/>
                 <w:sz w:val="17"/>
                 <w:szCs w:val="17"/>
               </w:rPr>
-              <w:t xml:space="preserve">Answer</w:t>
-            </w:r>
-            <w:r>
-              <w:rPr>
-                <w:rFonts w:ascii="Avenir Next" w:hAnsi="Avenir Next" w:cs="Avenir Next" w:eastAsia="Avenir Next"/>
-                <w:color w:val="1A1A1A"/>
-                <w:sz w:val="17"/>
-                <w:szCs w:val="17"/>
-              </w:rPr>
               <w:tab/>
             </w:r>
             <w:r>
@@ -548,7 +551,7 @@
                 <w:rFonts w:ascii="Avenir Next" w:hAnsi="Avenir Next" w:cs="Avenir Next" w:eastAsia="Avenir Next"/>
                 <w:b/>
                 <w:color w:val="1A1A1A"/>
-                <w:sz w:val="17"/>
+                <w:sz w:val="22"/>
                 <w:szCs w:val="17"/>
               </w:rPr>
               <w:t xml:space="preserve">40 cm²</w:t>
@@ -577,7 +580,7 @@
           <w:rFonts w:ascii="Avenir Next" w:hAnsi="Avenir Next" w:cs="Avenir Next" w:eastAsia="Avenir Next"/>
           <w:b/>
           <w:color w:val="1A1A1A"/>
-          <w:sz w:val="17"/>
+          <w:sz w:val="22"/>
           <w:szCs w:val="17"/>
         </w:rPr>
         <w:t xml:space="preserve">rhombus</w:t>
@@ -587,7 +590,7 @@
           <w:rFonts w:ascii="Avenir Next" w:hAnsi="Avenir Next" w:cs="Avenir Next" w:eastAsia="Avenir Next"/>
           <w:i/>
           <w:color w:val="5A5F66"/>
-          <w:sz w:val="17"/>
+          <w:sz w:val="22"/>
           <w:szCs w:val="17"/>
         </w:rPr>
         <w:t xml:space="preserve"> (rombo)</w:t>
@@ -596,7 +599,7 @@
         <w:rPr>
           <w:rFonts w:ascii="Avenir Next" w:hAnsi="Avenir Next" w:cs="Avenir Next" w:eastAsia="Avenir Next"/>
           <w:color w:val="5A5F66"/>
-          <w:sz w:val="17"/>
+          <w:sz w:val="22"/>
           <w:szCs w:val="17"/>
         </w:rPr>
         <w:t xml:space="preserve">   ·   </w:t>
@@ -606,7 +609,7 @@
           <w:rFonts w:ascii="Avenir Next" w:hAnsi="Avenir Next" w:cs="Avenir Next" w:eastAsia="Avenir Next"/>
           <w:b/>
           <w:color w:val="1A1A1A"/>
-          <w:sz w:val="17"/>
+          <w:sz w:val="22"/>
           <w:szCs w:val="17"/>
         </w:rPr>
         <w:t xml:space="preserve">diagonal</w:t>
@@ -616,7 +619,7 @@
           <w:rFonts w:ascii="Avenir Next" w:hAnsi="Avenir Next" w:cs="Avenir Next" w:eastAsia="Avenir Next"/>
           <w:i/>
           <w:color w:val="5A5F66"/>
-          <w:sz w:val="17"/>
+          <w:sz w:val="22"/>
           <w:szCs w:val="17"/>
         </w:rPr>
         <w:t xml:space="preserve"> (diagonal)</w:t>
@@ -625,7 +628,7 @@
         <w:rPr>
           <w:rFonts w:ascii="Avenir Next" w:hAnsi="Avenir Next" w:cs="Avenir Next" w:eastAsia="Avenir Next"/>
           <w:color w:val="5A5F66"/>
-          <w:sz w:val="17"/>
+          <w:sz w:val="22"/>
           <w:szCs w:val="17"/>
         </w:rPr>
         <w:t xml:space="preserve">   ·   </w:t>
@@ -635,7 +638,7 @@
           <w:rFonts w:ascii="Avenir Next" w:hAnsi="Avenir Next" w:cs="Avenir Next" w:eastAsia="Avenir Next"/>
           <w:b/>
           <w:color w:val="1A1A1A"/>
-          <w:sz w:val="17"/>
+          <w:sz w:val="22"/>
           <w:szCs w:val="17"/>
         </w:rPr>
         <w:t xml:space="preserve">congruent</w:t>
@@ -645,7 +648,7 @@
           <w:rFonts w:ascii="Avenir Next" w:hAnsi="Avenir Next" w:cs="Avenir Next" w:eastAsia="Avenir Next"/>
           <w:i/>
           <w:color w:val="5A5F66"/>
-          <w:sz w:val="17"/>
+          <w:sz w:val="22"/>
           <w:szCs w:val="17"/>
         </w:rPr>
         <w:t xml:space="preserve"> (congruente)</w:t>
@@ -653,6 +656,7 @@
     </w:p>
     <w:p>
       <w:pPr>
+        <w:pStyle w:val="Heading2"/>
         <w:keepNext/>
         <w:pBdr>
           <w:bottom w:val="single" w:sz="8" w:space="3" w:color="003A70"/>
@@ -668,7 +672,7 @@
           <w:b/>
           <w:color w:val="003A70"/>
           <w:spacing w:val="14"/>
-          <w:sz w:val="19"/>
+          <w:sz w:val="22"/>
           <w:szCs w:val="19"/>
         </w:rPr>
         <w:t xml:space="preserve">PRACTICE</w:t>
@@ -687,7 +691,7 @@
           <w:rFonts w:ascii="Avenir Next" w:hAnsi="Avenir Next" w:cs="Avenir Next" w:eastAsia="Avenir Next"/>
           <w:i/>
           <w:color w:val="5A5F66"/>
-          <w:sz w:val="17"/>
+          <w:sz w:val="22"/>
           <w:szCs w:val="17"/>
         </w:rPr>
         <w:t xml:space="preserve">show your work · label units</w:t>
@@ -695,7 +699,7 @@
     </w:p>
     <w:p>
       <w:pPr>
-        <w:spacing w:before="0" w:after="0" w:line="20" w:lineRule="exact"/>
+        <w:spacing w:before="0" w:after="0" w:line="50" w:lineRule="exact"/>
       </w:pPr>
     </w:p>
     <w:tbl>
@@ -745,25 +749,25 @@
                 <w:rFonts w:ascii="Avenir Next" w:hAnsi="Avenir Next" w:cs="Avenir Next" w:eastAsia="Avenir Next"/>
                 <w:b/>
                 <w:color w:val="1A1A1A"/>
+                <w:sz w:val="22"/>
+                <w:szCs w:val="20"/>
+              </w:rPr>
+              <w:t xml:space="preserve">1.</w:t>
+            </w:r>
+            <w:r>
+              <w:rPr>
+                <w:rFonts w:ascii="Avenir Next" w:hAnsi="Avenir Next" w:cs="Avenir Next" w:eastAsia="Avenir Next"/>
+                <w:color w:val="1A1A1A"/>
                 <w:sz w:val="20"/>
                 <w:szCs w:val="20"/>
               </w:rPr>
-              <w:t xml:space="preserve">1.</w:t>
-            </w:r>
-            <w:r>
-              <w:rPr>
-                <w:rFonts w:ascii="Avenir Next" w:hAnsi="Avenir Next" w:cs="Avenir Next" w:eastAsia="Avenir Next"/>
-                <w:color w:val="1A1A1A"/>
-                <w:sz w:val="20"/>
-                <w:szCs w:val="20"/>
-              </w:rPr>
               <w:tab/>
             </w:r>
             <w:r>
               <w:rPr>
                 <w:rFonts w:ascii="Avenir Next" w:hAnsi="Avenir Next" w:cs="Avenir Next" w:eastAsia="Avenir Next"/>
                 <w:color w:val="1A1A1A"/>
-                <w:sz w:val="20"/>
+                <w:sz w:val="22"/>
                 <w:szCs w:val="20"/>
               </w:rPr>
               <w:t xml:space="preserve">Find the area of each rhombus. Choose the formula that fits.</w:t>
@@ -818,7 +822,7 @@
                       <w:rFonts w:ascii="Avenir Next" w:hAnsi="Avenir Next" w:cs="Avenir Next" w:eastAsia="Avenir Next"/>
                       <w:b/>
                       <w:color w:val="003A70"/>
-                      <w:sz w:val="20"/>
+                      <w:sz w:val="22"/>
                       <w:szCs w:val="20"/>
                     </w:rPr>
                     <w:t xml:space="preserve">a.</w:t>
@@ -836,7 +840,7 @@
                     <w:rPr>
                       <w:rFonts w:ascii="Avenir Next" w:hAnsi="Avenir Next" w:cs="Avenir Next" w:eastAsia="Avenir Next"/>
                       <w:color w:val="1A1A1A"/>
-                      <w:sz w:val="20"/>
+                      <w:sz w:val="22"/>
                       <w:szCs w:val="20"/>
                     </w:rPr>
                     <w:t xml:space="preserve">diagonals 10 in and 14 in</w:t>
@@ -880,7 +884,7 @@
                       <w:rFonts w:ascii="Avenir Next" w:hAnsi="Avenir Next" w:cs="Avenir Next" w:eastAsia="Avenir Next"/>
                       <w:b/>
                       <w:color w:val="003A70"/>
-                      <w:sz w:val="20"/>
+                      <w:sz w:val="22"/>
                       <w:szCs w:val="20"/>
                     </w:rPr>
                     <w:t xml:space="preserve">b.</w:t>
@@ -898,7 +902,7 @@
                     <w:rPr>
                       <w:rFonts w:ascii="Avenir Next" w:hAnsi="Avenir Next" w:cs="Avenir Next" w:eastAsia="Avenir Next"/>
                       <w:color w:val="1A1A1A"/>
-                      <w:sz w:val="20"/>
+                      <w:sz w:val="22"/>
                       <w:szCs w:val="20"/>
                     </w:rPr>
                     <w:t xml:space="preserve">base 9 cm, height 6 cm</w:t>
@@ -948,7 +952,7 @@
                       <w:rFonts w:ascii="Avenir Next" w:hAnsi="Avenir Next" w:cs="Avenir Next" w:eastAsia="Avenir Next"/>
                       <w:b/>
                       <w:color w:val="003A70"/>
-                      <w:sz w:val="20"/>
+                      <w:sz w:val="22"/>
                       <w:szCs w:val="20"/>
                     </w:rPr>
                     <w:t xml:space="preserve">c.</w:t>
@@ -966,7 +970,7 @@
                     <w:rPr>
                       <w:rFonts w:ascii="Avenir Next" w:hAnsi="Avenir Next" w:cs="Avenir Next" w:eastAsia="Avenir Next"/>
                       <w:color w:val="1A1A1A"/>
-                      <w:sz w:val="20"/>
+                      <w:sz w:val="22"/>
                       <w:szCs w:val="20"/>
                     </w:rPr>
                     <w:t xml:space="preserve">diagonals 20 ft and 13 ft</w:t>
@@ -1010,7 +1014,7 @@
                       <w:rFonts w:ascii="Avenir Next" w:hAnsi="Avenir Next" w:cs="Avenir Next" w:eastAsia="Avenir Next"/>
                       <w:b/>
                       <w:color w:val="003A70"/>
-                      <w:sz w:val="20"/>
+                      <w:sz w:val="22"/>
                       <w:szCs w:val="20"/>
                     </w:rPr>
                     <w:t xml:space="preserve">d.</w:t>
@@ -1028,7 +1032,7 @@
                     <w:rPr>
                       <w:rFonts w:ascii="Avenir Next" w:hAnsi="Avenir Next" w:cs="Avenir Next" w:eastAsia="Avenir Next"/>
                       <w:color w:val="1A1A1A"/>
-                      <w:sz w:val="20"/>
+                      <w:sz w:val="22"/>
                       <w:szCs w:val="20"/>
                     </w:rPr>
                     <w:t xml:space="preserve">base 11 cm, height 5 cm</w:t>
@@ -1058,7 +1062,7 @@
           </w:tbl>
           <w:p>
             <w:pPr>
-              <w:spacing w:before="0" w:after="0" w:line="24" w:lineRule="auto"/>
+              <w:spacing w:before="0" w:after="0" w:line="50" w:lineRule="exact"/>
             </w:pPr>
           </w:p>
         </w:tc>
@@ -1066,12 +1070,12 @@
     </w:tbl>
     <w:p>
       <w:pPr>
-        <w:spacing w:before="0" w:after="0" w:line="20" w:lineRule="exact"/>
+        <w:spacing w:before="0" w:after="0" w:line="50" w:lineRule="exact"/>
       </w:pPr>
     </w:p>
     <w:p>
       <w:pPr>
-        <w:spacing w:before="0" w:after="0" w:line="20" w:lineRule="exact"/>
+        <w:spacing w:before="0" w:after="0" w:line="50" w:lineRule="exact"/>
       </w:pPr>
     </w:p>
     <w:tbl>
@@ -1155,7 +1159,7 @@
                       <w:rFonts w:ascii="Avenir Next" w:hAnsi="Avenir Next" w:cs="Avenir Next" w:eastAsia="Avenir Next"/>
                       <w:b/>
                       <w:color w:val="1A1A1A"/>
-                      <w:sz w:val="20"/>
+                      <w:sz w:val="22"/>
                       <w:szCs w:val="20"/>
                     </w:rPr>
                     <w:t xml:space="preserve">2.</w:t>
@@ -1174,7 +1178,7 @@
                       <w:rFonts w:ascii="Avenir Next" w:hAnsi="Avenir Next" w:cs="Avenir Next" w:eastAsia="Avenir Next"/>
                       <w:b/>
                       <w:color w:val="1A1A1A"/>
-                      <w:sz w:val="20"/>
+                      <w:sz w:val="22"/>
                       <w:szCs w:val="20"/>
                     </w:rPr>
                     <w:t xml:space="preserve">Backsplash Tile.  </w:t>
@@ -1183,7 +1187,7 @@
                     <w:rPr>
                       <w:rFonts w:ascii="Avenir Next" w:hAnsi="Avenir Next" w:cs="Avenir Next" w:eastAsia="Avenir Next"/>
                       <w:color w:val="1A1A1A"/>
-                      <w:sz w:val="20"/>
+                      <w:sz w:val="22"/>
                       <w:szCs w:val="20"/>
                     </w:rPr>
                     <w:t xml:space="preserve">A rhombus tile has sides of 10 cm and a height of 9 cm. Find its area.</w:t>
@@ -1200,7 +1204,7 @@
                       <w:rFonts w:ascii="Avenir Next" w:hAnsi="Avenir Next" w:cs="Avenir Next" w:eastAsia="Avenir Next"/>
                       <w:b/>
                       <w:color w:val="003A70"/>
-                      <w:sz w:val="17"/>
+                      <w:sz w:val="22"/>
                       <w:szCs w:val="17"/>
                     </w:rPr>
                     <w:t xml:space="preserve">Hint  </w:t>
@@ -1210,7 +1214,7 @@
                       <w:rFonts w:ascii="Avenir Next" w:hAnsi="Avenir Next" w:cs="Avenir Next" w:eastAsia="Avenir Next"/>
                       <w:i/>
                       <w:color w:val="5A5F66"/>
-                      <w:sz w:val="17"/>
+                      <w:sz w:val="22"/>
                       <w:szCs w:val="17"/>
                     </w:rPr>
                     <w:t xml:space="preserve">Any side can be the base.</w:t>
@@ -1218,7 +1222,7 @@
                 </w:p>
                 <w:p>
                   <w:pPr>
-                    <w:spacing w:before="0" w:after="0" w:line="60" w:lineRule="auto"/>
+                    <w:spacing w:before="0" w:after="0" w:line="50" w:lineRule="exact"/>
                   </w:pPr>
                 </w:p>
                 <w:tbl>
@@ -1287,7 +1291,7 @@
                       <w:rFonts w:ascii="Avenir Next" w:hAnsi="Avenir Next" w:cs="Avenir Next" w:eastAsia="Avenir Next"/>
                       <w:b/>
                       <w:color w:val="1A1A1A"/>
-                      <w:sz w:val="18"/>
+                      <w:sz w:val="22"/>
                       <w:szCs w:val="18"/>
                     </w:rPr>
                     <w:t xml:space="preserve">Answer</w:t>
@@ -1305,7 +1309,7 @@
                     <w:rPr>
                       <w:rFonts w:ascii="Avenir Next" w:hAnsi="Avenir Next" w:cs="Avenir Next" w:eastAsia="Avenir Next"/>
                       <w:color w:val="1A1A1A"/>
-                      <w:sz w:val="18"/>
+                      <w:sz w:val="22"/>
                       <w:szCs w:val="18"/>
                     </w:rPr>
                     <w:t xml:space="preserve">  cm²</w:t>
@@ -1326,7 +1330,7 @@
                     <w:drawing>
                       <wp:inline distT="0" distB="0" distL="0" distR="0">
                         <wp:extent cx="1920240" cy="991091"/>
-                        <wp:docPr id="1" name="Figure 1"/>
+                        <wp:docPr id="1" name="Figure 1" descr="Parallelogram. Dims: base: 10 cm; height: 9 cm; side: 10 cm."/>
                         <a:graphic xmlns:a="http://schemas.openxmlformats.org/drawingml/2006/main">
                           <a:graphicData uri="http://schemas.openxmlformats.org/drawingml/2006/picture">
                             <pic:pic xmlns:pic="http://schemas.openxmlformats.org/drawingml/2006/picture">
@@ -1361,7 +1365,7 @@
           </w:tbl>
           <w:p>
             <w:pPr>
-              <w:spacing w:before="0" w:after="0" w:line="24" w:lineRule="auto"/>
+              <w:spacing w:before="0" w:after="0" w:line="50" w:lineRule="exact"/>
             </w:pPr>
           </w:p>
         </w:tc>
@@ -1369,12 +1373,12 @@
     </w:tbl>
     <w:p>
       <w:pPr>
-        <w:spacing w:before="0" w:after="0" w:line="20" w:lineRule="exact"/>
+        <w:spacing w:before="0" w:after="0" w:line="50" w:lineRule="exact"/>
       </w:pPr>
     </w:p>
     <w:p>
       <w:pPr>
-        <w:spacing w:before="0" w:after="0" w:line="20" w:lineRule="exact"/>
+        <w:spacing w:before="0" w:after="0" w:line="50" w:lineRule="exact"/>
       </w:pPr>
     </w:p>
     <w:tbl>
@@ -1458,7 +1462,7 @@
                       <w:rFonts w:ascii="Avenir Next" w:hAnsi="Avenir Next" w:cs="Avenir Next" w:eastAsia="Avenir Next"/>
                       <w:b/>
                       <w:color w:val="1A1A1A"/>
-                      <w:sz w:val="20"/>
+                      <w:sz w:val="22"/>
                       <w:szCs w:val="20"/>
                     </w:rPr>
                     <w:t xml:space="preserve">3.</w:t>
@@ -1477,7 +1481,7 @@
                       <w:rFonts w:ascii="Avenir Next" w:hAnsi="Avenir Next" w:cs="Avenir Next" w:eastAsia="Avenir Next"/>
                       <w:b/>
                       <w:color w:val="1A1A1A"/>
-                      <w:sz w:val="20"/>
+                      <w:sz w:val="22"/>
                       <w:szCs w:val="20"/>
                     </w:rPr>
                     <w:t xml:space="preserve">Paper Kite.  </w:t>
@@ -1486,7 +1490,7 @@
                     <w:rPr>
                       <w:rFonts w:ascii="Avenir Next" w:hAnsi="Avenir Next" w:cs="Avenir Next" w:eastAsia="Avenir Next"/>
                       <w:color w:val="1A1A1A"/>
-                      <w:sz w:val="20"/>
+                      <w:sz w:val="22"/>
                       <w:szCs w:val="20"/>
                     </w:rPr>
                     <w:t xml:space="preserve">A kite is a rhombus. Find its area.</w:t>
@@ -1503,7 +1507,7 @@
                       <w:rFonts w:ascii="Avenir Next" w:hAnsi="Avenir Next" w:cs="Avenir Next" w:eastAsia="Avenir Next"/>
                       <w:b/>
                       <w:color w:val="003A70"/>
-                      <w:sz w:val="17"/>
+                      <w:sz w:val="22"/>
                       <w:szCs w:val="17"/>
                     </w:rPr>
                     <w:t xml:space="preserve">Hint  </w:t>
@@ -1513,7 +1517,7 @@
                       <w:rFonts w:ascii="Avenir Next" w:hAnsi="Avenir Next" w:cs="Avenir Next" w:eastAsia="Avenir Next"/>
                       <w:i/>
                       <w:color w:val="5A5F66"/>
-                      <w:sz w:val="17"/>
+                      <w:sz w:val="22"/>
                       <w:szCs w:val="17"/>
                     </w:rPr>
                     <w:t xml:space="preserve">Multiply the diagonals, then divide by 2.</w:t>
@@ -1521,7 +1525,7 @@
                 </w:p>
                 <w:p>
                   <w:pPr>
-                    <w:spacing w:before="0" w:after="0" w:line="60" w:lineRule="auto"/>
+                    <w:spacing w:before="0" w:after="0" w:line="50" w:lineRule="exact"/>
                   </w:pPr>
                 </w:p>
                 <w:tbl>
@@ -1590,7 +1594,7 @@
                       <w:rFonts w:ascii="Avenir Next" w:hAnsi="Avenir Next" w:cs="Avenir Next" w:eastAsia="Avenir Next"/>
                       <w:b/>
                       <w:color w:val="1A1A1A"/>
-                      <w:sz w:val="18"/>
+                      <w:sz w:val="22"/>
                       <w:szCs w:val="18"/>
                     </w:rPr>
                     <w:t xml:space="preserve">Answer</w:t>
@@ -1608,7 +1612,7 @@
                     <w:rPr>
                       <w:rFonts w:ascii="Avenir Next" w:hAnsi="Avenir Next" w:cs="Avenir Next" w:eastAsia="Avenir Next"/>
                       <w:color w:val="1A1A1A"/>
-                      <w:sz w:val="18"/>
+                      <w:sz w:val="22"/>
                       <w:szCs w:val="18"/>
                     </w:rPr>
                     <w:t xml:space="preserve">  in²</w:t>
@@ -1629,7 +1633,7 @@
                     <w:drawing>
                       <wp:inline distT="0" distB="0" distL="0" distR="0">
                         <wp:extent cx="1920240" cy="1303020"/>
-                        <wp:docPr id="2" name="Figure 2"/>
+                        <wp:docPr id="2" name="Figure 2" descr="Rhombus. Dims: d1: 20 in.; d2: 14 in.."/>
                         <a:graphic xmlns:a="http://schemas.openxmlformats.org/drawingml/2006/main">
                           <a:graphicData uri="http://schemas.openxmlformats.org/drawingml/2006/picture">
                             <pic:pic xmlns:pic="http://schemas.openxmlformats.org/drawingml/2006/picture">
@@ -1664,7 +1668,7 @@
           </w:tbl>
           <w:p>
             <w:pPr>
-              <w:spacing w:before="0" w:after="0" w:line="24" w:lineRule="auto"/>
+              <w:spacing w:before="0" w:after="0" w:line="50" w:lineRule="exact"/>
             </w:pPr>
           </w:p>
         </w:tc>
@@ -1672,12 +1676,12 @@
     </w:tbl>
     <w:p>
       <w:pPr>
-        <w:spacing w:before="0" w:after="0" w:line="20" w:lineRule="exact"/>
+        <w:spacing w:before="0" w:after="0" w:line="50" w:lineRule="exact"/>
       </w:pPr>
     </w:p>
     <w:p>
       <w:pPr>
-        <w:spacing w:before="0" w:after="0" w:line="20" w:lineRule="exact"/>
+        <w:spacing w:before="0" w:after="0" w:line="50" w:lineRule="exact"/>
       </w:pPr>
     </w:p>
     <w:tbl>
@@ -1728,18 +1732,18 @@
                 <w:rFonts w:ascii="Avenir Next" w:hAnsi="Avenir Next" w:cs="Avenir Next" w:eastAsia="Avenir Next"/>
                 <w:b/>
                 <w:color w:val="1A1A1A"/>
+                <w:sz w:val="22"/>
+                <w:szCs w:val="20"/>
+              </w:rPr>
+              <w:t xml:space="preserve">4.</w:t>
+            </w:r>
+            <w:r>
+              <w:rPr>
+                <w:rFonts w:ascii="Avenir Next" w:hAnsi="Avenir Next" w:cs="Avenir Next" w:eastAsia="Avenir Next"/>
+                <w:color w:val="1A1A1A"/>
                 <w:sz w:val="20"/>
                 <w:szCs w:val="20"/>
               </w:rPr>
-              <w:t xml:space="preserve">4.</w:t>
-            </w:r>
-            <w:r>
-              <w:rPr>
-                <w:rFonts w:ascii="Avenir Next" w:hAnsi="Avenir Next" w:cs="Avenir Next" w:eastAsia="Avenir Next"/>
-                <w:color w:val="1A1A1A"/>
-                <w:sz w:val="20"/>
-                <w:szCs w:val="20"/>
-              </w:rPr>
               <w:tab/>
             </w:r>
             <w:r>
@@ -1747,7 +1751,7 @@
                 <w:rFonts w:ascii="Avenir Next" w:hAnsi="Avenir Next" w:cs="Avenir Next" w:eastAsia="Avenir Next"/>
                 <w:b/>
                 <w:color w:val="1A1A1A"/>
-                <w:sz w:val="20"/>
+                <w:sz w:val="22"/>
                 <w:szCs w:val="20"/>
               </w:rPr>
               <w:t xml:space="preserve">Quilt Patch.  </w:t>
@@ -1756,7 +1760,7 @@
               <w:rPr>
                 <w:rFonts w:ascii="Avenir Next" w:hAnsi="Avenir Next" w:cs="Avenir Next" w:eastAsia="Avenir Next"/>
                 <w:color w:val="1A1A1A"/>
-                <w:sz w:val="20"/>
+                <w:sz w:val="22"/>
                 <w:szCs w:val="20"/>
               </w:rPr>
               <w:t xml:space="preserve">A rhombus patch has an area of 84 cm². Its sides are 12 cm. Find its height.</w:t>
@@ -1775,25 +1779,25 @@
                 <w:rFonts w:ascii="Avenir Next" w:hAnsi="Avenir Next" w:cs="Avenir Next" w:eastAsia="Avenir Next"/>
                 <w:b/>
                 <w:color w:val="1A1A1A"/>
+                <w:sz w:val="22"/>
+                <w:szCs w:val="18"/>
+              </w:rPr>
+              <w:t xml:space="preserve">Answer</w:t>
+            </w:r>
+            <w:r>
+              <w:rPr>
+                <w:rFonts w:ascii="Avenir Next" w:hAnsi="Avenir Next" w:cs="Avenir Next" w:eastAsia="Avenir Next"/>
+                <w:color w:val="1A1A1A"/>
                 <w:sz w:val="18"/>
                 <w:szCs w:val="18"/>
               </w:rPr>
-              <w:t xml:space="preserve">Answer</w:t>
-            </w:r>
-            <w:r>
-              <w:rPr>
-                <w:rFonts w:ascii="Avenir Next" w:hAnsi="Avenir Next" w:cs="Avenir Next" w:eastAsia="Avenir Next"/>
-                <w:color w:val="1A1A1A"/>
-                <w:sz w:val="18"/>
-                <w:szCs w:val="18"/>
-              </w:rPr>
               <w:tab/>
             </w:r>
             <w:r>
               <w:rPr>
                 <w:rFonts w:ascii="Avenir Next" w:hAnsi="Avenir Next" w:cs="Avenir Next" w:eastAsia="Avenir Next"/>
                 <w:color w:val="1A1A1A"/>
-                <w:sz w:val="18"/>
+                <w:sz w:val="22"/>
                 <w:szCs w:val="18"/>
               </w:rPr>
               <w:t xml:space="preserve">  cm</w:t>
@@ -1819,18 +1823,18 @@
                 <w:rFonts w:ascii="Avenir Next" w:hAnsi="Avenir Next" w:cs="Avenir Next" w:eastAsia="Avenir Next"/>
                 <w:b/>
                 <w:color w:val="1A1A1A"/>
+                <w:sz w:val="22"/>
+                <w:szCs w:val="20"/>
+              </w:rPr>
+              <w:t xml:space="preserve">5.</w:t>
+            </w:r>
+            <w:r>
+              <w:rPr>
+                <w:rFonts w:ascii="Avenir Next" w:hAnsi="Avenir Next" w:cs="Avenir Next" w:eastAsia="Avenir Next"/>
+                <w:color w:val="1A1A1A"/>
                 <w:sz w:val="20"/>
                 <w:szCs w:val="20"/>
               </w:rPr>
-              <w:t xml:space="preserve">5.</w:t>
-            </w:r>
-            <w:r>
-              <w:rPr>
-                <w:rFonts w:ascii="Avenir Next" w:hAnsi="Avenir Next" w:cs="Avenir Next" w:eastAsia="Avenir Next"/>
-                <w:color w:val="1A1A1A"/>
-                <w:sz w:val="20"/>
-                <w:szCs w:val="20"/>
-              </w:rPr>
               <w:tab/>
             </w:r>
             <w:r>
@@ -1838,7 +1842,7 @@
                 <w:rFonts w:ascii="Avenir Next" w:hAnsi="Avenir Next" w:cs="Avenir Next" w:eastAsia="Avenir Next"/>
                 <w:b/>
                 <w:color w:val="1A1A1A"/>
-                <w:sz w:val="20"/>
+                <w:sz w:val="22"/>
                 <w:szCs w:val="20"/>
               </w:rPr>
               <w:t xml:space="preserve">Window.  </w:t>
@@ -1847,7 +1851,7 @@
               <w:rPr>
                 <w:rFonts w:ascii="Avenir Next" w:hAnsi="Avenir Next" w:cs="Avenir Next" w:eastAsia="Avenir Next"/>
                 <w:color w:val="1A1A1A"/>
-                <w:sz w:val="20"/>
+                <w:sz w:val="22"/>
                 <w:szCs w:val="20"/>
               </w:rPr>
               <w:t xml:space="preserve">A rhombus window has an area of 150 cm² and a height of 10 cm. Find its base.</w:t>
@@ -1866,25 +1870,25 @@
                 <w:rFonts w:ascii="Avenir Next" w:hAnsi="Avenir Next" w:cs="Avenir Next" w:eastAsia="Avenir Next"/>
                 <w:b/>
                 <w:color w:val="1A1A1A"/>
+                <w:sz w:val="22"/>
+                <w:szCs w:val="18"/>
+              </w:rPr>
+              <w:t xml:space="preserve">Answer</w:t>
+            </w:r>
+            <w:r>
+              <w:rPr>
+                <w:rFonts w:ascii="Avenir Next" w:hAnsi="Avenir Next" w:cs="Avenir Next" w:eastAsia="Avenir Next"/>
+                <w:color w:val="1A1A1A"/>
                 <w:sz w:val="18"/>
                 <w:szCs w:val="18"/>
               </w:rPr>
-              <w:t xml:space="preserve">Answer</w:t>
-            </w:r>
-            <w:r>
-              <w:rPr>
-                <w:rFonts w:ascii="Avenir Next" w:hAnsi="Avenir Next" w:cs="Avenir Next" w:eastAsia="Avenir Next"/>
-                <w:color w:val="1A1A1A"/>
-                <w:sz w:val="18"/>
-                <w:szCs w:val="18"/>
-              </w:rPr>
               <w:tab/>
             </w:r>
             <w:r>
               <w:rPr>
                 <w:rFonts w:ascii="Avenir Next" w:hAnsi="Avenir Next" w:cs="Avenir Next" w:eastAsia="Avenir Next"/>
                 <w:color w:val="1A1A1A"/>
-                <w:sz w:val="18"/>
+                <w:sz w:val="22"/>
                 <w:szCs w:val="18"/>
               </w:rPr>
               <w:t xml:space="preserve">  cm</w:t>
@@ -1895,12 +1899,12 @@
     </w:tbl>
     <w:p>
       <w:pPr>
-        <w:spacing w:before="0" w:after="0" w:line="20" w:lineRule="exact"/>
+        <w:spacing w:before="0" w:after="0" w:line="50" w:lineRule="exact"/>
       </w:pPr>
     </w:p>
     <w:p>
       <w:pPr>
-        <w:spacing w:before="0" w:after="0" w:line="20" w:lineRule="exact"/>
+        <w:spacing w:before="0" w:after="0" w:line="50" w:lineRule="exact"/>
       </w:pPr>
     </w:p>
     <w:tbl>
@@ -1950,18 +1954,18 @@
                 <w:rFonts w:ascii="Avenir Next" w:hAnsi="Avenir Next" w:cs="Avenir Next" w:eastAsia="Avenir Next"/>
                 <w:b/>
                 <w:color w:val="1A1A1A"/>
+                <w:sz w:val="22"/>
+                <w:szCs w:val="20"/>
+              </w:rPr>
+              <w:t xml:space="preserve">6.</w:t>
+            </w:r>
+            <w:r>
+              <w:rPr>
+                <w:rFonts w:ascii="Avenir Next" w:hAnsi="Avenir Next" w:cs="Avenir Next" w:eastAsia="Avenir Next"/>
+                <w:color w:val="1A1A1A"/>
                 <w:sz w:val="20"/>
                 <w:szCs w:val="20"/>
               </w:rPr>
-              <w:t xml:space="preserve">6.</w:t>
-            </w:r>
-            <w:r>
-              <w:rPr>
-                <w:rFonts w:ascii="Avenir Next" w:hAnsi="Avenir Next" w:cs="Avenir Next" w:eastAsia="Avenir Next"/>
-                <w:color w:val="1A1A1A"/>
-                <w:sz w:val="20"/>
-                <w:szCs w:val="20"/>
-              </w:rPr>
               <w:tab/>
             </w:r>
             <w:r>
@@ -1969,7 +1973,7 @@
                 <w:rFonts w:ascii="Avenir Next" w:hAnsi="Avenir Next" w:cs="Avenir Next" w:eastAsia="Avenir Next"/>
                 <w:b/>
                 <w:color w:val="1A1A1A"/>
-                <w:sz w:val="20"/>
+                <w:sz w:val="22"/>
                 <w:szCs w:val="20"/>
               </w:rPr>
               <w:t xml:space="preserve">Sail Panel.  </w:t>
@@ -1978,7 +1982,7 @@
               <w:rPr>
                 <w:rFonts w:ascii="Avenir Next" w:hAnsi="Avenir Next" w:cs="Avenir Next" w:eastAsia="Avenir Next"/>
                 <w:color w:val="1A1A1A"/>
-                <w:sz w:val="20"/>
+                <w:sz w:val="22"/>
                 <w:szCs w:val="20"/>
               </w:rPr>
               <w:t xml:space="preserve">A rhombus sail panel has diagonals of 18 ft and 24 ft. Find its area.</w:t>
@@ -1986,7 +1990,7 @@
           </w:p>
           <w:p>
             <w:pPr>
-              <w:spacing w:before="0" w:after="0" w:line="60" w:lineRule="auto"/>
+              <w:spacing w:before="0" w:after="0" w:line="50" w:lineRule="exact"/>
             </w:pPr>
           </w:p>
           <w:tbl>
@@ -2055,25 +2059,25 @@
                 <w:rFonts w:ascii="Avenir Next" w:hAnsi="Avenir Next" w:cs="Avenir Next" w:eastAsia="Avenir Next"/>
                 <w:b/>
                 <w:color w:val="1A1A1A"/>
+                <w:sz w:val="22"/>
+                <w:szCs w:val="18"/>
+              </w:rPr>
+              <w:t xml:space="preserve">Answer</w:t>
+            </w:r>
+            <w:r>
+              <w:rPr>
+                <w:rFonts w:ascii="Avenir Next" w:hAnsi="Avenir Next" w:cs="Avenir Next" w:eastAsia="Avenir Next"/>
+                <w:color w:val="1A1A1A"/>
                 <w:sz w:val="18"/>
                 <w:szCs w:val="18"/>
               </w:rPr>
-              <w:t xml:space="preserve">Answer</w:t>
-            </w:r>
-            <w:r>
-              <w:rPr>
-                <w:rFonts w:ascii="Avenir Next" w:hAnsi="Avenir Next" w:cs="Avenir Next" w:eastAsia="Avenir Next"/>
-                <w:color w:val="1A1A1A"/>
-                <w:sz w:val="18"/>
-                <w:szCs w:val="18"/>
-              </w:rPr>
               <w:tab/>
             </w:r>
             <w:r>
               <w:rPr>
                 <w:rFonts w:ascii="Avenir Next" w:hAnsi="Avenir Next" w:cs="Avenir Next" w:eastAsia="Avenir Next"/>
                 <w:color w:val="1A1A1A"/>
-                <w:sz w:val="18"/>
+                <w:sz w:val="22"/>
                 <w:szCs w:val="18"/>
               </w:rPr>
               <w:t xml:space="preserve">  ft²</w:t>
@@ -2084,12 +2088,12 @@
     </w:tbl>
     <w:p>
       <w:pPr>
-        <w:spacing w:before="0" w:after="0" w:line="20" w:lineRule="exact"/>
+        <w:spacing w:before="0" w:after="0" w:line="50" w:lineRule="exact"/>
       </w:pPr>
     </w:p>
     <w:p>
       <w:pPr>
-        <w:spacing w:before="0" w:after="0" w:line="20" w:lineRule="exact"/>
+        <w:spacing w:before="0" w:after="0" w:line="50" w:lineRule="exact"/>
       </w:pPr>
     </w:p>
     <w:tbl>
@@ -2139,18 +2143,18 @@
                 <w:rFonts w:ascii="Avenir Next" w:hAnsi="Avenir Next" w:cs="Avenir Next" w:eastAsia="Avenir Next"/>
                 <w:b/>
                 <w:color w:val="1A1A1A"/>
+                <w:sz w:val="22"/>
+                <w:szCs w:val="20"/>
+              </w:rPr>
+              <w:t xml:space="preserve">7.</w:t>
+            </w:r>
+            <w:r>
+              <w:rPr>
+                <w:rFonts w:ascii="Avenir Next" w:hAnsi="Avenir Next" w:cs="Avenir Next" w:eastAsia="Avenir Next"/>
+                <w:color w:val="1A1A1A"/>
                 <w:sz w:val="20"/>
                 <w:szCs w:val="20"/>
               </w:rPr>
-              <w:t xml:space="preserve">7.</w:t>
-            </w:r>
-            <w:r>
-              <w:rPr>
-                <w:rFonts w:ascii="Avenir Next" w:hAnsi="Avenir Next" w:cs="Avenir Next" w:eastAsia="Avenir Next"/>
-                <w:color w:val="1A1A1A"/>
-                <w:sz w:val="20"/>
-                <w:szCs w:val="20"/>
-              </w:rPr>
               <w:tab/>
             </w:r>
             <w:r>
@@ -2158,7 +2162,7 @@
                 <w:rFonts w:ascii="Avenir Next" w:hAnsi="Avenir Next" w:cs="Avenir Next" w:eastAsia="Avenir Next"/>
                 <w:b/>
                 <w:color w:val="1A1A1A"/>
-                <w:sz w:val="20"/>
+                <w:sz w:val="22"/>
                 <w:szCs w:val="20"/>
               </w:rPr>
               <w:t xml:space="preserve">Missing Diagonal.  </w:t>
@@ -2167,7 +2171,7 @@
               <w:rPr>
                 <w:rFonts w:ascii="Avenir Next" w:hAnsi="Avenir Next" w:cs="Avenir Next" w:eastAsia="Avenir Next"/>
                 <w:color w:val="1A1A1A"/>
-                <w:sz w:val="20"/>
+                <w:sz w:val="22"/>
                 <w:szCs w:val="20"/>
               </w:rPr>
               <w:t xml:space="preserve">A rhombus sign has an area of 60 m². One diagonal is 12 m. Find the other diagonal.</w:t>
@@ -2184,7 +2188,7 @@
                 <w:rFonts w:ascii="Avenir Next" w:hAnsi="Avenir Next" w:cs="Avenir Next" w:eastAsia="Avenir Next"/>
                 <w:b/>
                 <w:color w:val="003A70"/>
-                <w:sz w:val="17"/>
+                <w:sz w:val="22"/>
                 <w:szCs w:val="17"/>
               </w:rPr>
               <w:t xml:space="preserve">Hint  </w:t>
@@ -2194,7 +2198,7 @@
                 <w:rFonts w:ascii="Avenir Next" w:hAnsi="Avenir Next" w:cs="Avenir Next" w:eastAsia="Avenir Next"/>
                 <w:i/>
                 <w:color w:val="5A5F66"/>
-                <w:sz w:val="17"/>
+                <w:sz w:val="22"/>
                 <w:szCs w:val="17"/>
               </w:rPr>
               <w:t xml:space="preserve">Double the area, then divide by 12.</w:t>
@@ -2202,7 +2206,7 @@
           </w:p>
           <w:p>
             <w:pPr>
-              <w:spacing w:before="0" w:after="0" w:line="60" w:lineRule="auto"/>
+              <w:spacing w:before="0" w:after="0" w:line="50" w:lineRule="exact"/>
             </w:pPr>
           </w:p>
           <w:tbl>
@@ -2271,25 +2275,25 @@
                 <w:rFonts w:ascii="Avenir Next" w:hAnsi="Avenir Next" w:cs="Avenir Next" w:eastAsia="Avenir Next"/>
                 <w:b/>
                 <w:color w:val="1A1A1A"/>
+                <w:sz w:val="22"/>
+                <w:szCs w:val="18"/>
+              </w:rPr>
+              <w:t xml:space="preserve">Answer</w:t>
+            </w:r>
+            <w:r>
+              <w:rPr>
+                <w:rFonts w:ascii="Avenir Next" w:hAnsi="Avenir Next" w:cs="Avenir Next" w:eastAsia="Avenir Next"/>
+                <w:color w:val="1A1A1A"/>
                 <w:sz w:val="18"/>
                 <w:szCs w:val="18"/>
               </w:rPr>
-              <w:t xml:space="preserve">Answer</w:t>
-            </w:r>
-            <w:r>
-              <w:rPr>
-                <w:rFonts w:ascii="Avenir Next" w:hAnsi="Avenir Next" w:cs="Avenir Next" w:eastAsia="Avenir Next"/>
-                <w:color w:val="1A1A1A"/>
-                <w:sz w:val="18"/>
-                <w:szCs w:val="18"/>
-              </w:rPr>
               <w:tab/>
             </w:r>
             <w:r>
               <w:rPr>
                 <w:rFonts w:ascii="Avenir Next" w:hAnsi="Avenir Next" w:cs="Avenir Next" w:eastAsia="Avenir Next"/>
                 <w:color w:val="1A1A1A"/>
-                <w:sz w:val="18"/>
+                <w:sz w:val="22"/>
                 <w:szCs w:val="18"/>
               </w:rPr>
               <w:t xml:space="preserve">  m</w:t>
@@ -2300,12 +2304,12 @@
     </w:tbl>
     <w:p>
       <w:pPr>
-        <w:spacing w:before="0" w:after="0" w:line="20" w:lineRule="exact"/>
+        <w:spacing w:before="0" w:after="0" w:line="50" w:lineRule="exact"/>
       </w:pPr>
     </w:p>
     <w:p>
       <w:pPr>
-        <w:spacing w:before="0" w:after="0" w:line="20" w:lineRule="exact"/>
+        <w:spacing w:before="0" w:after="0" w:line="50" w:lineRule="exact"/>
       </w:pPr>
     </w:p>
     <w:tbl>
@@ -2355,18 +2359,18 @@
                 <w:rFonts w:ascii="Avenir Next" w:hAnsi="Avenir Next" w:cs="Avenir Next" w:eastAsia="Avenir Next"/>
                 <w:b/>
                 <w:color w:val="1A1A1A"/>
+                <w:sz w:val="22"/>
+                <w:szCs w:val="20"/>
+              </w:rPr>
+              <w:t xml:space="preserve">8.</w:t>
+            </w:r>
+            <w:r>
+              <w:rPr>
+                <w:rFonts w:ascii="Avenir Next" w:hAnsi="Avenir Next" w:cs="Avenir Next" w:eastAsia="Avenir Next"/>
+                <w:color w:val="1A1A1A"/>
                 <w:sz w:val="20"/>
                 <w:szCs w:val="20"/>
               </w:rPr>
-              <w:t xml:space="preserve">8.</w:t>
-            </w:r>
-            <w:r>
-              <w:rPr>
-                <w:rFonts w:ascii="Avenir Next" w:hAnsi="Avenir Next" w:cs="Avenir Next" w:eastAsia="Avenir Next"/>
-                <w:color w:val="1A1A1A"/>
-                <w:sz w:val="20"/>
-                <w:szCs w:val="20"/>
-              </w:rPr>
               <w:tab/>
             </w:r>
             <w:r>
@@ -2374,7 +2378,7 @@
                 <w:rFonts w:ascii="Avenir Next" w:hAnsi="Avenir Next" w:cs="Avenir Next" w:eastAsia="Avenir Next"/>
                 <w:b/>
                 <w:color w:val="1A1A1A"/>
-                <w:sz w:val="20"/>
+                <w:sz w:val="22"/>
                 <w:szCs w:val="20"/>
               </w:rPr>
               <w:t xml:space="preserve">Bike-Lane Marker.  </w:t>
@@ -2383,7 +2387,7 @@
               <w:rPr>
                 <w:rFonts w:ascii="Avenir Next" w:hAnsi="Avenir Next" w:cs="Avenir Next" w:eastAsia="Avenir Next"/>
                 <w:color w:val="1A1A1A"/>
-                <w:sz w:val="20"/>
+                <w:sz w:val="22"/>
                 <w:szCs w:val="20"/>
               </w:rPr>
               <w:t xml:space="preserve">A rhombus marker has diagonals of 30 in. and 16 in. One strip of tape covers 60 in².</w:t>
@@ -2400,7 +2404,7 @@
                 <w:rFonts w:ascii="Avenir Next" w:hAnsi="Avenir Next" w:cs="Avenir Next" w:eastAsia="Avenir Next"/>
                 <w:b/>
                 <w:color w:val="003A70"/>
-                <w:sz w:val="17"/>
+                <w:sz w:val="22"/>
                 <w:szCs w:val="17"/>
               </w:rPr>
               <w:t xml:space="preserve">Hint  </w:t>
@@ -2410,7 +2414,7 @@
                 <w:rFonts w:ascii="Avenir Next" w:hAnsi="Avenir Next" w:cs="Avenir Next" w:eastAsia="Avenir Next"/>
                 <w:i/>
                 <w:color w:val="5A5F66"/>
-                <w:sz w:val="17"/>
+                <w:sz w:val="22"/>
                 <w:szCs w:val="17"/>
               </w:rPr>
               <w:t xml:space="preserve">Doubling both diagonals multiplies the area by 2 × 2.</w:t>
@@ -2430,10 +2434,28 @@
                 <w:rFonts w:ascii="Avenir Next" w:hAnsi="Avenir Next" w:cs="Avenir Next" w:eastAsia="Avenir Next"/>
                 <w:b/>
                 <w:color w:val="003A70"/>
+                <w:sz w:val="22"/>
+                <w:szCs w:val="20"/>
+              </w:rPr>
+              <w:t xml:space="preserve">a.</w:t>
+            </w:r>
+            <w:r>
+              <w:rPr>
+                <w:rFonts w:ascii="Avenir Next" w:hAnsi="Avenir Next" w:cs="Avenir Next" w:eastAsia="Avenir Next"/>
+                <w:color w:val="1A1A1A"/>
                 <w:sz w:val="20"/>
                 <w:szCs w:val="20"/>
               </w:rPr>
-              <w:t xml:space="preserve">a.</w:t>
+              <w:tab/>
+            </w:r>
+            <w:r>
+              <w:rPr>
+                <w:rFonts w:ascii="Avenir Next" w:hAnsi="Avenir Next" w:cs="Avenir Next" w:eastAsia="Avenir Next"/>
+                <w:color w:val="1A1A1A"/>
+                <w:sz w:val="22"/>
+                <w:szCs w:val="20"/>
+              </w:rPr>
+              <w:t xml:space="preserve">Find the area.</w:t>
             </w:r>
             <w:r>
               <w:rPr>
@@ -2442,7 +2464,7 @@
                 <w:sz w:val="20"/>
                 <w:szCs w:val="20"/>
               </w:rPr>
-              <w:tab/>
+              <w:t xml:space="preserve">  </w:t>
             </w:r>
             <w:r>
               <w:rPr>
@@ -2450,24 +2472,6 @@
                 <w:color w:val="1A1A1A"/>
                 <w:sz w:val="20"/>
                 <w:szCs w:val="20"/>
-              </w:rPr>
-              <w:t xml:space="preserve">Find the area.</w:t>
-            </w:r>
-            <w:r>
-              <w:rPr>
-                <w:rFonts w:ascii="Avenir Next" w:hAnsi="Avenir Next" w:cs="Avenir Next" w:eastAsia="Avenir Next"/>
-                <w:color w:val="1A1A1A"/>
-                <w:sz w:val="20"/>
-                <w:szCs w:val="20"/>
-              </w:rPr>
-              <w:t xml:space="preserve">  </w:t>
-            </w:r>
-            <w:r>
-              <w:rPr>
-                <w:rFonts w:ascii="Avenir Next" w:hAnsi="Avenir Next" w:cs="Avenir Next" w:eastAsia="Avenir Next"/>
-                <w:color w:val="1A1A1A"/>
-                <w:sz w:val="20"/>
-                <w:szCs w:val="20"/>
                 <w:u w:val="single"/>
               </w:rPr>
               <w:t xml:space="preserve">                </w:t>
@@ -2476,7 +2480,7 @@
               <w:rPr>
                 <w:rFonts w:ascii="Avenir Next" w:hAnsi="Avenir Next" w:cs="Avenir Next" w:eastAsia="Avenir Next"/>
                 <w:color w:val="1A1A1A"/>
-                <w:sz w:val="20"/>
+                <w:sz w:val="22"/>
                 <w:szCs w:val="20"/>
               </w:rPr>
               <w:t xml:space="preserve"> in²</w:t>
@@ -2496,25 +2500,25 @@
                 <w:rFonts w:ascii="Avenir Next" w:hAnsi="Avenir Next" w:cs="Avenir Next" w:eastAsia="Avenir Next"/>
                 <w:b/>
                 <w:color w:val="003A70"/>
+                <w:sz w:val="22"/>
+                <w:szCs w:val="20"/>
+              </w:rPr>
+              <w:t xml:space="preserve">b.</w:t>
+            </w:r>
+            <w:r>
+              <w:rPr>
+                <w:rFonts w:ascii="Avenir Next" w:hAnsi="Avenir Next" w:cs="Avenir Next" w:eastAsia="Avenir Next"/>
+                <w:color w:val="1A1A1A"/>
                 <w:sz w:val="20"/>
                 <w:szCs w:val="20"/>
               </w:rPr>
-              <w:t xml:space="preserve">b.</w:t>
-            </w:r>
-            <w:r>
-              <w:rPr>
-                <w:rFonts w:ascii="Avenir Next" w:hAnsi="Avenir Next" w:cs="Avenir Next" w:eastAsia="Avenir Next"/>
-                <w:color w:val="1A1A1A"/>
-                <w:sz w:val="20"/>
-                <w:szCs w:val="20"/>
-              </w:rPr>
               <w:tab/>
             </w:r>
             <w:r>
               <w:rPr>
                 <w:rFonts w:ascii="Avenir Next" w:hAnsi="Avenir Next" w:cs="Avenir Next" w:eastAsia="Avenir Next"/>
                 <w:color w:val="1A1A1A"/>
-                <w:sz w:val="20"/>
+                <w:sz w:val="22"/>
                 <w:szCs w:val="20"/>
               </w:rPr>
               <w:t xml:space="preserve">How many strips cover it?</w:t>
@@ -2553,10 +2557,28 @@
                 <w:rFonts w:ascii="Avenir Next" w:hAnsi="Avenir Next" w:cs="Avenir Next" w:eastAsia="Avenir Next"/>
                 <w:b/>
                 <w:color w:val="003A70"/>
+                <w:sz w:val="22"/>
+                <w:szCs w:val="20"/>
+              </w:rPr>
+              <w:t xml:space="preserve">c.</w:t>
+            </w:r>
+            <w:r>
+              <w:rPr>
+                <w:rFonts w:ascii="Avenir Next" w:hAnsi="Avenir Next" w:cs="Avenir Next" w:eastAsia="Avenir Next"/>
+                <w:color w:val="1A1A1A"/>
                 <w:sz w:val="20"/>
                 <w:szCs w:val="20"/>
               </w:rPr>
-              <w:t xml:space="preserve">c.</w:t>
+              <w:tab/>
+            </w:r>
+            <w:r>
+              <w:rPr>
+                <w:rFonts w:ascii="Avenir Next" w:hAnsi="Avenir Next" w:cs="Avenir Next" w:eastAsia="Avenir Next"/>
+                <w:color w:val="1A1A1A"/>
+                <w:sz w:val="22"/>
+                <w:szCs w:val="20"/>
+              </w:rPr>
+              <w:t xml:space="preserve">Both diagonals are doubled. Find the new area. How many times larger is it?</w:t>
             </w:r>
             <w:r>
               <w:rPr>
@@ -2565,7 +2587,7 @@
                 <w:sz w:val="20"/>
                 <w:szCs w:val="20"/>
               </w:rPr>
-              <w:tab/>
+              <w:t xml:space="preserve">  </w:t>
             </w:r>
             <w:r>
               <w:rPr>
@@ -2573,24 +2595,6 @@
                 <w:color w:val="1A1A1A"/>
                 <w:sz w:val="20"/>
                 <w:szCs w:val="20"/>
-              </w:rPr>
-              <w:t xml:space="preserve">Both diagonals are doubled. Find the new area. How many times larger is it?</w:t>
-            </w:r>
-            <w:r>
-              <w:rPr>
-                <w:rFonts w:ascii="Avenir Next" w:hAnsi="Avenir Next" w:cs="Avenir Next" w:eastAsia="Avenir Next"/>
-                <w:color w:val="1A1A1A"/>
-                <w:sz w:val="20"/>
-                <w:szCs w:val="20"/>
-              </w:rPr>
-              <w:t xml:space="preserve">  </w:t>
-            </w:r>
-            <w:r>
-              <w:rPr>
-                <w:rFonts w:ascii="Avenir Next" w:hAnsi="Avenir Next" w:cs="Avenir Next" w:eastAsia="Avenir Next"/>
-                <w:color w:val="1A1A1A"/>
-                <w:sz w:val="20"/>
-                <w:szCs w:val="20"/>
                 <w:u w:val="single"/>
               </w:rPr>
               <w:t xml:space="preserve">                      </w:t>
@@ -2598,7 +2602,7 @@
           </w:p>
           <w:p>
             <w:pPr>
-              <w:spacing w:before="0" w:after="0" w:line="60" w:lineRule="auto"/>
+              <w:spacing w:before="0" w:after="0" w:line="50" w:lineRule="exact"/>
             </w:pPr>
           </w:p>
           <w:tbl>
@@ -2656,7 +2660,7 @@
           </w:tbl>
           <w:p>
             <w:pPr>
-              <w:spacing w:before="0" w:after="0" w:line="24" w:lineRule="auto"/>
+              <w:spacing w:before="0" w:after="0" w:line="50" w:lineRule="exact"/>
             </w:pPr>
           </w:p>
         </w:tc>
@@ -2664,11 +2668,12 @@
     </w:tbl>
     <w:p>
       <w:pPr>
-        <w:spacing w:before="0" w:after="0" w:line="20" w:lineRule="exact"/>
+        <w:spacing w:before="0" w:after="0" w:line="50" w:lineRule="exact"/>
       </w:pPr>
     </w:p>
     <w:p>
       <w:pPr>
+        <w:pStyle w:val="Heading2"/>
         <w:keepNext/>
         <w:pBdr>
           <w:bottom w:val="single" w:sz="8" w:space="3" w:color="003A70"/>
@@ -2684,7 +2689,7 @@
           <w:b/>
           <w:color w:val="003A70"/>
           <w:spacing w:val="14"/>
-          <w:sz w:val="19"/>
+          <w:sz w:val="22"/>
           <w:szCs w:val="19"/>
         </w:rPr>
         <w:t xml:space="preserve">FIND THE ERROR</w:t>
@@ -2703,7 +2708,7 @@
           <w:rFonts w:ascii="Avenir Next" w:hAnsi="Avenir Next" w:cs="Avenir Next" w:eastAsia="Avenir Next"/>
           <w:i/>
           <w:color w:val="5A5F66"/>
-          <w:sz w:val="17"/>
+          <w:sz w:val="22"/>
           <w:szCs w:val="17"/>
         </w:rPr>
         <w:t xml:space="preserve">explain the mistake, then fix it</w:t>
@@ -2711,7 +2716,7 @@
     </w:p>
     <w:p>
       <w:pPr>
-        <w:spacing w:before="0" w:after="0" w:line="20" w:lineRule="exact"/>
+        <w:spacing w:before="0" w:after="0" w:line="50" w:lineRule="exact"/>
       </w:pPr>
     </w:p>
     <w:tbl>
@@ -2761,18 +2766,18 @@
                 <w:rFonts w:ascii="Avenir Next" w:hAnsi="Avenir Next" w:cs="Avenir Next" w:eastAsia="Avenir Next"/>
                 <w:b/>
                 <w:color w:val="1A1A1A"/>
+                <w:sz w:val="22"/>
+                <w:szCs w:val="20"/>
+              </w:rPr>
+              <w:t xml:space="preserve">9.</w:t>
+            </w:r>
+            <w:r>
+              <w:rPr>
+                <w:rFonts w:ascii="Avenir Next" w:hAnsi="Avenir Next" w:cs="Avenir Next" w:eastAsia="Avenir Next"/>
+                <w:color w:val="1A1A1A"/>
                 <w:sz w:val="20"/>
                 <w:szCs w:val="20"/>
               </w:rPr>
-              <w:t xml:space="preserve">9.</w:t>
-            </w:r>
-            <w:r>
-              <w:rPr>
-                <w:rFonts w:ascii="Avenir Next" w:hAnsi="Avenir Next" w:cs="Avenir Next" w:eastAsia="Avenir Next"/>
-                <w:color w:val="1A1A1A"/>
-                <w:sz w:val="20"/>
-                <w:szCs w:val="20"/>
-              </w:rPr>
               <w:tab/>
             </w:r>
             <w:r>
@@ -2780,7 +2785,7 @@
                 <w:rFonts w:ascii="Avenir Next" w:hAnsi="Avenir Next" w:cs="Avenir Next" w:eastAsia="Avenir Next"/>
                 <w:b/>
                 <w:color w:val="1A1A1A"/>
-                <w:sz w:val="20"/>
+                <w:sz w:val="22"/>
                 <w:szCs w:val="20"/>
               </w:rPr>
               <w:t xml:space="preserve">Priya’s Work.  </w:t>
@@ -2789,7 +2794,7 @@
               <w:rPr>
                 <w:rFonts w:ascii="Avenir Next" w:hAnsi="Avenir Next" w:cs="Avenir Next" w:eastAsia="Avenir Next"/>
                 <w:color w:val="1A1A1A"/>
-                <w:sz w:val="20"/>
+                <w:sz w:val="22"/>
                 <w:szCs w:val="20"/>
               </w:rPr>
               <w:t xml:space="preserve">A rhombus has diagonals of 10 cm and 16 cm. Priya wrote: “A = 10 × 16 = 160 cm².” Explain her mistake. Then find the area.</w:t>
@@ -2835,7 +2840,7 @@
                 </w:tcPr>
                 <w:p>
                   <w:pPr>
-                    <w:spacing w:before="0" w:after="0" w:line="240" w:lineRule="auto"/>
+                    <w:spacing w:before="0" w:after="0" w:line="50" w:lineRule="exact"/>
                   </w:pPr>
                 </w:p>
               </w:tc>
@@ -2855,7 +2860,7 @@
                 </w:tcPr>
                 <w:p>
                   <w:pPr>
-                    <w:spacing w:before="0" w:after="0" w:line="240" w:lineRule="auto"/>
+                    <w:spacing w:before="0" w:after="0" w:line="50" w:lineRule="exact"/>
                   </w:pPr>
                 </w:p>
               </w:tc>
@@ -2875,7 +2880,7 @@
                 </w:tcPr>
                 <w:p>
                   <w:pPr>
-                    <w:spacing w:before="0" w:after="0" w:line="240" w:lineRule="auto"/>
+                    <w:spacing w:before="0" w:after="0" w:line="50" w:lineRule="exact"/>
                   </w:pPr>
                 </w:p>
               </w:tc>
@@ -2883,7 +2888,7 @@
           </w:tbl>
           <w:p>
             <w:pPr>
-              <w:spacing w:before="0" w:after="0" w:line="24" w:lineRule="auto"/>
+              <w:spacing w:before="0" w:after="0" w:line="50" w:lineRule="exact"/>
             </w:pPr>
           </w:p>
         </w:tc>
@@ -2891,11 +2896,12 @@
     </w:tbl>
     <w:p>
       <w:pPr>
-        <w:spacing w:before="0" w:after="0" w:line="20" w:lineRule="exact"/>
+        <w:spacing w:before="0" w:after="0" w:line="50" w:lineRule="exact"/>
       </w:pPr>
     </w:p>
     <w:p>
       <w:pPr>
+        <w:pStyle w:val="Heading2"/>
         <w:keepNext/>
         <w:pBdr>
           <w:bottom w:val="single" w:sz="8" w:space="3" w:color="003A70"/>
@@ -2911,7 +2917,7 @@
           <w:b/>
           <w:color w:val="003A70"/>
           <w:spacing w:val="14"/>
-          <w:sz w:val="19"/>
+          <w:sz w:val="22"/>
           <w:szCs w:val="19"/>
         </w:rPr>
         <w:t xml:space="preserve">TEST PRACTICE</w:t>
@@ -2930,7 +2936,7 @@
           <w:rFonts w:ascii="Avenir Next" w:hAnsi="Avenir Next" w:cs="Avenir Next" w:eastAsia="Avenir Next"/>
           <w:i/>
           <w:color w:val="5A5F66"/>
-          <w:sz w:val="17"/>
+          <w:sz w:val="22"/>
           <w:szCs w:val="17"/>
         </w:rPr>
         <w:t xml:space="preserve">choose the best answer</w:t>
@@ -2938,7 +2944,7 @@
     </w:p>
     <w:p>
       <w:pPr>
-        <w:spacing w:before="0" w:after="0" w:line="20" w:lineRule="exact"/>
+        <w:spacing w:before="0" w:after="0" w:line="50" w:lineRule="exact"/>
       </w:pPr>
     </w:p>
     <w:tbl>
@@ -2988,25 +2994,25 @@
                 <w:rFonts w:ascii="Avenir Next" w:hAnsi="Avenir Next" w:cs="Avenir Next" w:eastAsia="Avenir Next"/>
                 <w:b/>
                 <w:color w:val="1A1A1A"/>
+                <w:sz w:val="22"/>
+                <w:szCs w:val="20"/>
+              </w:rPr>
+              <w:t xml:space="preserve">10.</w:t>
+            </w:r>
+            <w:r>
+              <w:rPr>
+                <w:rFonts w:ascii="Avenir Next" w:hAnsi="Avenir Next" w:cs="Avenir Next" w:eastAsia="Avenir Next"/>
+                <w:color w:val="1A1A1A"/>
                 <w:sz w:val="20"/>
                 <w:szCs w:val="20"/>
               </w:rPr>
-              <w:t xml:space="preserve">10.</w:t>
-            </w:r>
-            <w:r>
-              <w:rPr>
-                <w:rFonts w:ascii="Avenir Next" w:hAnsi="Avenir Next" w:cs="Avenir Next" w:eastAsia="Avenir Next"/>
-                <w:color w:val="1A1A1A"/>
-                <w:sz w:val="20"/>
-                <w:szCs w:val="20"/>
-              </w:rPr>
               <w:tab/>
             </w:r>
             <w:r>
               <w:rPr>
                 <w:rFonts w:ascii="Avenir Next" w:hAnsi="Avenir Next" w:cs="Avenir Next" w:eastAsia="Avenir Next"/>
                 <w:color w:val="1A1A1A"/>
-                <w:sz w:val="20"/>
+                <w:sz w:val="22"/>
                 <w:szCs w:val="20"/>
               </w:rPr>
               <w:t xml:space="preserve">A rhombus has diagonals of 8 ft and 6 ft. What is its area?</w:t>
@@ -3062,7 +3068,7 @@
                       <w:rFonts w:ascii="Avenir Next" w:hAnsi="Avenir Next" w:cs="Avenir Next" w:eastAsia="Avenir Next"/>
                       <w:b/>
                       <w:color w:val="003A70"/>
-                      <w:sz w:val="19"/>
+                      <w:sz w:val="22"/>
                       <w:szCs w:val="19"/>
                     </w:rPr>
                     <w:t xml:space="preserve">A</w:t>
@@ -3080,7 +3086,7 @@
                     <w:rPr>
                       <w:rFonts w:ascii="Avenir Next" w:hAnsi="Avenir Next" w:cs="Avenir Next" w:eastAsia="Avenir Next"/>
                       <w:color w:val="1A1A1A"/>
-                      <w:sz w:val="19"/>
+                      <w:sz w:val="22"/>
                       <w:szCs w:val="19"/>
                     </w:rPr>
                     <w:t xml:space="preserve">14 ft²</w:t>
@@ -3105,7 +3111,7 @@
                       <w:rFonts w:ascii="Avenir Next" w:hAnsi="Avenir Next" w:cs="Avenir Next" w:eastAsia="Avenir Next"/>
                       <w:b/>
                       <w:color w:val="003A70"/>
-                      <w:sz w:val="19"/>
+                      <w:sz w:val="22"/>
                       <w:szCs w:val="19"/>
                     </w:rPr>
                     <w:t xml:space="preserve">B</w:t>
@@ -3123,7 +3129,7 @@
                     <w:rPr>
                       <w:rFonts w:ascii="Avenir Next" w:hAnsi="Avenir Next" w:cs="Avenir Next" w:eastAsia="Avenir Next"/>
                       <w:color w:val="1A1A1A"/>
-                      <w:sz w:val="19"/>
+                      <w:sz w:val="22"/>
                       <w:szCs w:val="19"/>
                     </w:rPr>
                     <w:t xml:space="preserve">24 ft²</w:t>
@@ -3148,7 +3154,7 @@
                       <w:rFonts w:ascii="Avenir Next" w:hAnsi="Avenir Next" w:cs="Avenir Next" w:eastAsia="Avenir Next"/>
                       <w:b/>
                       <w:color w:val="003A70"/>
-                      <w:sz w:val="19"/>
+                      <w:sz w:val="22"/>
                       <w:szCs w:val="19"/>
                     </w:rPr>
                     <w:t xml:space="preserve">C</w:t>
@@ -3166,7 +3172,7 @@
                     <w:rPr>
                       <w:rFonts w:ascii="Avenir Next" w:hAnsi="Avenir Next" w:cs="Avenir Next" w:eastAsia="Avenir Next"/>
                       <w:color w:val="1A1A1A"/>
-                      <w:sz w:val="19"/>
+                      <w:sz w:val="22"/>
                       <w:szCs w:val="19"/>
                     </w:rPr>
                     <w:t xml:space="preserve">48 ft²</w:t>
@@ -3191,7 +3197,7 @@
                       <w:rFonts w:ascii="Avenir Next" w:hAnsi="Avenir Next" w:cs="Avenir Next" w:eastAsia="Avenir Next"/>
                       <w:b/>
                       <w:color w:val="003A70"/>
-                      <w:sz w:val="19"/>
+                      <w:sz w:val="22"/>
                       <w:szCs w:val="19"/>
                     </w:rPr>
                     <w:t xml:space="preserve">D</w:t>
@@ -3209,7 +3215,7 @@
                     <w:rPr>
                       <w:rFonts w:ascii="Avenir Next" w:hAnsi="Avenir Next" w:cs="Avenir Next" w:eastAsia="Avenir Next"/>
                       <w:color w:val="1A1A1A"/>
-                      <w:sz w:val="19"/>
+                      <w:sz w:val="22"/>
                       <w:szCs w:val="19"/>
                     </w:rPr>
                     <w:t xml:space="preserve">96 ft²</w:t>
@@ -3220,7 +3226,7 @@
           </w:tbl>
           <w:p>
             <w:pPr>
-              <w:spacing w:before="0" w:after="0" w:line="24" w:lineRule="auto"/>
+              <w:spacing w:before="0" w:after="0" w:line="50" w:lineRule="exact"/>
             </w:pPr>
           </w:p>
         </w:tc>
@@ -3228,12 +3234,12 @@
     </w:tbl>
     <w:p>
       <w:pPr>
-        <w:spacing w:before="0" w:after="0" w:line="20" w:lineRule="exact"/>
+        <w:spacing w:before="0" w:after="0" w:line="50" w:lineRule="exact"/>
       </w:pPr>
     </w:p>
     <w:p>
       <w:pPr>
-        <w:spacing w:before="0" w:after="0" w:line="20" w:lineRule="exact"/>
+        <w:spacing w:before="0" w:after="0" w:line="50" w:lineRule="exact"/>
       </w:pPr>
     </w:p>
     <w:tbl>
@@ -3283,25 +3289,25 @@
                 <w:rFonts w:ascii="Avenir Next" w:hAnsi="Avenir Next" w:cs="Avenir Next" w:eastAsia="Avenir Next"/>
                 <w:b/>
                 <w:color w:val="1A1A1A"/>
+                <w:sz w:val="22"/>
+                <w:szCs w:val="20"/>
+              </w:rPr>
+              <w:t xml:space="preserve">11.</w:t>
+            </w:r>
+            <w:r>
+              <w:rPr>
+                <w:rFonts w:ascii="Avenir Next" w:hAnsi="Avenir Next" w:cs="Avenir Next" w:eastAsia="Avenir Next"/>
+                <w:color w:val="1A1A1A"/>
                 <w:sz w:val="20"/>
                 <w:szCs w:val="20"/>
               </w:rPr>
-              <w:t xml:space="preserve">11.</w:t>
-            </w:r>
-            <w:r>
-              <w:rPr>
-                <w:rFonts w:ascii="Avenir Next" w:hAnsi="Avenir Next" w:cs="Avenir Next" w:eastAsia="Avenir Next"/>
-                <w:color w:val="1A1A1A"/>
-                <w:sz w:val="20"/>
-                <w:szCs w:val="20"/>
-              </w:rPr>
               <w:tab/>
             </w:r>
             <w:r>
               <w:rPr>
                 <w:rFonts w:ascii="Avenir Next" w:hAnsi="Avenir Next" w:cs="Avenir Next" w:eastAsia="Avenir Next"/>
                 <w:color w:val="1A1A1A"/>
-                <w:sz w:val="20"/>
+                <w:sz w:val="22"/>
                 <w:szCs w:val="20"/>
               </w:rPr>
               <w:t xml:space="preserve">Which statement is always true about a rhombus?</w:t>
@@ -3355,7 +3361,7 @@
                       <w:rFonts w:ascii="Avenir Next" w:hAnsi="Avenir Next" w:cs="Avenir Next" w:eastAsia="Avenir Next"/>
                       <w:b/>
                       <w:color w:val="003A70"/>
-                      <w:sz w:val="19"/>
+                      <w:sz w:val="22"/>
                       <w:szCs w:val="19"/>
                     </w:rPr>
                     <w:t xml:space="preserve">A</w:t>
@@ -3373,7 +3379,7 @@
                     <w:rPr>
                       <w:rFonts w:ascii="Avenir Next" w:hAnsi="Avenir Next" w:cs="Avenir Next" w:eastAsia="Avenir Next"/>
                       <w:color w:val="1A1A1A"/>
-                      <w:sz w:val="19"/>
+                      <w:sz w:val="22"/>
                       <w:szCs w:val="19"/>
                     </w:rPr>
                     <w:t xml:space="preserve">All four sides are the same length.</w:t>
@@ -3398,7 +3404,7 @@
                       <w:rFonts w:ascii="Avenir Next" w:hAnsi="Avenir Next" w:cs="Avenir Next" w:eastAsia="Avenir Next"/>
                       <w:b/>
                       <w:color w:val="003A70"/>
-                      <w:sz w:val="19"/>
+                      <w:sz w:val="22"/>
                       <w:szCs w:val="19"/>
                     </w:rPr>
                     <w:t xml:space="preserve">B</w:t>
@@ -3416,7 +3422,7 @@
                     <w:rPr>
                       <w:rFonts w:ascii="Avenir Next" w:hAnsi="Avenir Next" w:cs="Avenir Next" w:eastAsia="Avenir Next"/>
                       <w:color w:val="1A1A1A"/>
-                      <w:sz w:val="19"/>
+                      <w:sz w:val="22"/>
                       <w:szCs w:val="19"/>
                     </w:rPr>
                     <w:t xml:space="preserve">All four angles are right angles.</w:t>
@@ -3446,7 +3452,7 @@
                       <w:rFonts w:ascii="Avenir Next" w:hAnsi="Avenir Next" w:cs="Avenir Next" w:eastAsia="Avenir Next"/>
                       <w:b/>
                       <w:color w:val="003A70"/>
-                      <w:sz w:val="19"/>
+                      <w:sz w:val="22"/>
                       <w:szCs w:val="19"/>
                     </w:rPr>
                     <w:t xml:space="preserve">C</w:t>
@@ -3464,7 +3470,7 @@
                     <w:rPr>
                       <w:rFonts w:ascii="Avenir Next" w:hAnsi="Avenir Next" w:cs="Avenir Next" w:eastAsia="Avenir Next"/>
                       <w:color w:val="1A1A1A"/>
-                      <w:sz w:val="19"/>
+                      <w:sz w:val="22"/>
                       <w:szCs w:val="19"/>
                     </w:rPr>
                     <w:t xml:space="preserve">Its diagonals are the same length.</w:t>
@@ -3489,7 +3495,7 @@
                       <w:rFonts w:ascii="Avenir Next" w:hAnsi="Avenir Next" w:cs="Avenir Next" w:eastAsia="Avenir Next"/>
                       <w:b/>
                       <w:color w:val="003A70"/>
-                      <w:sz w:val="19"/>
+                      <w:sz w:val="22"/>
                       <w:szCs w:val="19"/>
                     </w:rPr>
                     <w:t xml:space="preserve">D</w:t>
@@ -3507,7 +3513,7 @@
                     <w:rPr>
                       <w:rFonts w:ascii="Avenir Next" w:hAnsi="Avenir Next" w:cs="Avenir Next" w:eastAsia="Avenir Next"/>
                       <w:color w:val="1A1A1A"/>
-                      <w:sz w:val="19"/>
+                      <w:sz w:val="22"/>
                       <w:szCs w:val="19"/>
                     </w:rPr>
                     <w:t xml:space="preserve">It has only one pair of parallel sides.</w:t>
@@ -3518,7 +3524,7 @@
           </w:tbl>
           <w:p>
             <w:pPr>
-              <w:spacing w:before="0" w:after="0" w:line="24" w:lineRule="auto"/>
+              <w:spacing w:before="0" w:after="0" w:line="50" w:lineRule="exact"/>
             </w:pPr>
           </w:p>
         </w:tc>
@@ -3526,11 +3532,12 @@
     </w:tbl>
     <w:p>
       <w:pPr>
-        <w:spacing w:before="0" w:after="0" w:line="20" w:lineRule="exact"/>
+        <w:spacing w:before="0" w:after="0" w:line="50" w:lineRule="exact"/>
       </w:pPr>
     </w:p>
     <w:p>
       <w:pPr>
+        <w:pStyle w:val="Heading2"/>
         <w:keepNext/>
         <w:pBdr>
           <w:bottom w:val="single" w:sz="8" w:space="3" w:color="003A70"/>
@@ -3546,7 +3553,7 @@
           <w:b/>
           <w:color w:val="003A70"/>
           <w:spacing w:val="14"/>
-          <w:sz w:val="19"/>
+          <w:sz w:val="22"/>
           <w:szCs w:val="19"/>
         </w:rPr>
         <w:t xml:space="preserve">SELF-CHECK CODE</w:t>
@@ -3565,7 +3572,7 @@
           <w:rFonts w:ascii="Avenir Next" w:hAnsi="Avenir Next" w:cs="Avenir Next" w:eastAsia="Avenir Next"/>
           <w:i/>
           <w:color w:val="5A5F66"/>
-          <w:sz w:val="17"/>
+          <w:sz w:val="22"/>
           <w:szCs w:val="17"/>
         </w:rPr>
         <w:t xml:space="preserve">find your answer · copy its letter into that problem’s box · spell a math word</w:t>
@@ -3624,7 +3631,7 @@
                 <w:rFonts w:ascii="Avenir Next" w:hAnsi="Avenir Next" w:cs="Avenir Next" w:eastAsia="Avenir Next"/>
                 <w:b/>
                 <w:color w:val="1A1A1A"/>
-                <w:sz w:val="18"/>
+                <w:sz w:val="22"/>
                 <w:szCs w:val="18"/>
               </w:rPr>
               <w:t xml:space="preserve">7</w:t>
@@ -3640,7 +3647,7 @@
                 <w:rFonts w:ascii="Avenir Next" w:hAnsi="Avenir Next" w:cs="Avenir Next" w:eastAsia="Avenir Next"/>
                 <w:b/>
                 <w:color w:val="003A70"/>
-                <w:sz w:val="18"/>
+                <w:sz w:val="22"/>
                 <w:szCs w:val="18"/>
               </w:rPr>
               <w:t xml:space="preserve">O</w:t>
@@ -3663,7 +3670,7 @@
                 <w:rFonts w:ascii="Avenir Next" w:hAnsi="Avenir Next" w:cs="Avenir Next" w:eastAsia="Avenir Next"/>
                 <w:b/>
                 <w:color w:val="1A1A1A"/>
-                <w:sz w:val="18"/>
+                <w:sz w:val="22"/>
                 <w:szCs w:val="18"/>
               </w:rPr>
               <w:t xml:space="preserve">15</w:t>
@@ -3679,7 +3686,7 @@
                 <w:rFonts w:ascii="Avenir Next" w:hAnsi="Avenir Next" w:cs="Avenir Next" w:eastAsia="Avenir Next"/>
                 <w:b/>
                 <w:color w:val="003A70"/>
-                <w:sz w:val="18"/>
+                <w:sz w:val="22"/>
                 <w:szCs w:val="18"/>
               </w:rPr>
               <w:t xml:space="preserve">M</w:t>
@@ -3702,7 +3709,7 @@
                 <w:rFonts w:ascii="Avenir Next" w:hAnsi="Avenir Next" w:cs="Avenir Next" w:eastAsia="Avenir Next"/>
                 <w:b/>
                 <w:color w:val="1A1A1A"/>
-                <w:sz w:val="18"/>
+                <w:sz w:val="22"/>
                 <w:szCs w:val="18"/>
               </w:rPr>
               <w:t xml:space="preserve">90</w:t>
@@ -3718,7 +3725,7 @@
                 <w:rFonts w:ascii="Avenir Next" w:hAnsi="Avenir Next" w:cs="Avenir Next" w:eastAsia="Avenir Next"/>
                 <w:b/>
                 <w:color w:val="003A70"/>
-                <w:sz w:val="18"/>
+                <w:sz w:val="22"/>
                 <w:szCs w:val="18"/>
               </w:rPr>
               <w:t xml:space="preserve">R</w:t>
@@ -3741,7 +3748,7 @@
                 <w:rFonts w:ascii="Avenir Next" w:hAnsi="Avenir Next" w:cs="Avenir Next" w:eastAsia="Avenir Next"/>
                 <w:b/>
                 <w:color w:val="1A1A1A"/>
-                <w:sz w:val="18"/>
+                <w:sz w:val="22"/>
                 <w:szCs w:val="18"/>
               </w:rPr>
               <w:t xml:space="preserve">432</w:t>
@@ -3757,7 +3764,7 @@
                 <w:rFonts w:ascii="Avenir Next" w:hAnsi="Avenir Next" w:cs="Avenir Next" w:eastAsia="Avenir Next"/>
                 <w:b/>
                 <w:color w:val="003A70"/>
-                <w:sz w:val="18"/>
+                <w:sz w:val="22"/>
                 <w:szCs w:val="18"/>
               </w:rPr>
               <w:t xml:space="preserve">Z</w:t>
@@ -3780,7 +3787,7 @@
                 <w:rFonts w:ascii="Avenir Next" w:hAnsi="Avenir Next" w:cs="Avenir Next" w:eastAsia="Avenir Next"/>
                 <w:b/>
                 <w:color w:val="1A1A1A"/>
-                <w:sz w:val="18"/>
+                <w:sz w:val="22"/>
                 <w:szCs w:val="18"/>
               </w:rPr>
               <w:t xml:space="preserve">216</w:t>
@@ -3796,7 +3803,7 @@
                 <w:rFonts w:ascii="Avenir Next" w:hAnsi="Avenir Next" w:cs="Avenir Next" w:eastAsia="Avenir Next"/>
                 <w:b/>
                 <w:color w:val="003A70"/>
-                <w:sz w:val="18"/>
+                <w:sz w:val="22"/>
                 <w:szCs w:val="18"/>
               </w:rPr>
               <w:t xml:space="preserve">B</w:t>
@@ -3819,7 +3826,7 @@
                 <w:rFonts w:ascii="Avenir Next" w:hAnsi="Avenir Next" w:cs="Avenir Next" w:eastAsia="Avenir Next"/>
                 <w:b/>
                 <w:color w:val="1A1A1A"/>
-                <w:sz w:val="18"/>
+                <w:sz w:val="22"/>
                 <w:szCs w:val="18"/>
               </w:rPr>
               <w:t xml:space="preserve">480</w:t>
@@ -3835,7 +3842,7 @@
                 <w:rFonts w:ascii="Avenir Next" w:hAnsi="Avenir Next" w:cs="Avenir Next" w:eastAsia="Avenir Next"/>
                 <w:b/>
                 <w:color w:val="003A70"/>
-                <w:sz w:val="18"/>
+                <w:sz w:val="22"/>
                 <w:szCs w:val="18"/>
               </w:rPr>
               <w:t xml:space="preserve">X</w:t>
@@ -3858,7 +3865,7 @@
                 <w:rFonts w:ascii="Avenir Next" w:hAnsi="Avenir Next" w:cs="Avenir Next" w:eastAsia="Avenir Next"/>
                 <w:b/>
                 <w:color w:val="1A1A1A"/>
-                <w:sz w:val="18"/>
+                <w:sz w:val="22"/>
                 <w:szCs w:val="18"/>
               </w:rPr>
               <w:t xml:space="preserve">10</w:t>
@@ -3874,7 +3881,7 @@
                 <w:rFonts w:ascii="Avenir Next" w:hAnsi="Avenir Next" w:cs="Avenir Next" w:eastAsia="Avenir Next"/>
                 <w:b/>
                 <w:color w:val="003A70"/>
-                <w:sz w:val="18"/>
+                <w:sz w:val="22"/>
                 <w:szCs w:val="18"/>
               </w:rPr>
               <w:t xml:space="preserve">U</w:t>
@@ -3897,7 +3904,7 @@
                 <w:rFonts w:ascii="Avenir Next" w:hAnsi="Avenir Next" w:cs="Avenir Next" w:eastAsia="Avenir Next"/>
                 <w:b/>
                 <w:color w:val="1A1A1A"/>
-                <w:sz w:val="18"/>
+                <w:sz w:val="22"/>
                 <w:szCs w:val="18"/>
               </w:rPr>
               <w:t xml:space="preserve">140</w:t>
@@ -3913,7 +3920,7 @@
                 <w:rFonts w:ascii="Avenir Next" w:hAnsi="Avenir Next" w:cs="Avenir Next" w:eastAsia="Avenir Next"/>
                 <w:b/>
                 <w:color w:val="003A70"/>
-                <w:sz w:val="18"/>
+                <w:sz w:val="22"/>
                 <w:szCs w:val="18"/>
               </w:rPr>
               <w:t xml:space="preserve">H</w:t>
@@ -3936,7 +3943,7 @@
                 <w:rFonts w:ascii="Avenir Next" w:hAnsi="Avenir Next" w:cs="Avenir Next" w:eastAsia="Avenir Next"/>
                 <w:b/>
                 <w:color w:val="1A1A1A"/>
-                <w:sz w:val="18"/>
+                <w:sz w:val="22"/>
                 <w:szCs w:val="18"/>
               </w:rPr>
               <w:t xml:space="preserve">240</w:t>
@@ -3952,7 +3959,7 @@
                 <w:rFonts w:ascii="Avenir Next" w:hAnsi="Avenir Next" w:cs="Avenir Next" w:eastAsia="Avenir Next"/>
                 <w:b/>
                 <w:color w:val="003A70"/>
-                <w:sz w:val="18"/>
+                <w:sz w:val="22"/>
                 <w:szCs w:val="18"/>
               </w:rPr>
               <w:t xml:space="preserve">S</w:t>
@@ -3975,7 +3982,7 @@
                 <w:rFonts w:ascii="Avenir Next" w:hAnsi="Avenir Next" w:cs="Avenir Next" w:eastAsia="Avenir Next"/>
                 <w:b/>
                 <w:color w:val="1A1A1A"/>
-                <w:sz w:val="18"/>
+                <w:sz w:val="22"/>
                 <w:szCs w:val="18"/>
               </w:rPr>
               <w:t xml:space="preserve">280</w:t>
@@ -3991,7 +3998,7 @@
                 <w:rFonts w:ascii="Avenir Next" w:hAnsi="Avenir Next" w:cs="Avenir Next" w:eastAsia="Avenir Next"/>
                 <w:b/>
                 <w:color w:val="003A70"/>
-                <w:sz w:val="18"/>
+                <w:sz w:val="22"/>
                 <w:szCs w:val="18"/>
               </w:rPr>
               <w:t xml:space="preserve">Q</w:t>
@@ -4002,7 +4009,7 @@
     </w:tbl>
     <w:p>
       <w:pPr>
-        <w:spacing w:before="0" w:after="0" w:line="60" w:lineRule="auto"/>
+        <w:spacing w:before="0" w:after="0" w:line="50" w:lineRule="exact"/>
       </w:pPr>
     </w:p>
     <w:tbl>
@@ -4191,7 +4198,7 @@
     </w:tbl>
     <w:p>
       <w:pPr>
-        <w:spacing w:before="0" w:after="0" w:line="40" w:lineRule="auto"/>
+        <w:spacing w:before="0" w:after="0" w:line="50" w:lineRule="exact"/>
       </w:pPr>
     </w:p>
     <w:tbl>
@@ -4233,6 +4240,7 @@
           </w:tcPr>
           <w:p>
             <w:pPr>
+              <w:pStyle w:val="Heading2"/>
               <w:spacing w:before="0" w:after="0" w:line="240" w:lineRule="auto"/>
             </w:pPr>
             <w:r>
@@ -4270,7 +4278,7 @@
               <w:rPr>
                 <w:rFonts w:ascii="Avenir Next" w:hAnsi="Avenir Next" w:cs="Avenir Next" w:eastAsia="Avenir Next"/>
                 <w:color w:val="1A1A1A"/>
-                <w:sz w:val="17"/>
+                <w:sz w:val="22"/>
                 <w:szCs w:val="17"/>
               </w:rPr>
               <w:t xml:space="preserve">  I can do this on my own</w:t>
@@ -4299,7 +4307,7 @@
               <w:rPr>
                 <w:rFonts w:ascii="Avenir Next" w:hAnsi="Avenir Next" w:cs="Avenir Next" w:eastAsia="Avenir Next"/>
                 <w:color w:val="1A1A1A"/>
-                <w:sz w:val="17"/>
+                <w:sz w:val="22"/>
                 <w:szCs w:val="17"/>
               </w:rPr>
               <w:t xml:space="preserve">  I need a little help</w:t>
@@ -4328,7 +4336,7 @@
               <w:rPr>
                 <w:rFonts w:ascii="Avenir Next" w:hAnsi="Avenir Next" w:cs="Avenir Next" w:eastAsia="Avenir Next"/>
                 <w:color w:val="1A1A1A"/>
-                <w:sz w:val="17"/>
+                <w:sz w:val="22"/>
                 <w:szCs w:val="17"/>
               </w:rPr>
               <w:t xml:space="preserve">  I have a question about #</w:t>
@@ -4349,7 +4357,7 @@
     </w:tbl>
     <w:p>
       <w:pPr>
-        <w:spacing w:before="0" w:after="0" w:line="20" w:lineRule="exact"/>
+        <w:spacing w:before="0" w:after="0" w:line="50" w:lineRule="exact"/>
       </w:pPr>
     </w:p>
     <w:sectPr>
@@ -4435,7 +4443,106 @@
               <w:sz w:val="15"/>
               <w:szCs w:val="15"/>
             </w:rPr>
-            <w:t xml:space="preserve">Lesson 5-1  ·  Session 2  ·  Practice Form A</w:t>
+            <w:t xml:space="preserve">5-1 · Page </w:t>
+          </w:r>
+          <w:r>
+            <w:rPr>
+              <w:rFonts w:ascii="Avenir Next" w:hAnsi="Avenir Next" w:cs="Avenir Next" w:eastAsia="Avenir Next"/>
+              <w:color w:val="5A5F66"/>
+              <w:sz w:val="15"/>
+              <w:szCs w:val="15"/>
+            </w:rPr>
+            <w:fldChar w:fldCharType="begin"/>
+          </w:r>
+          <w:r>
+            <w:rPr>
+              <w:rFonts w:ascii="Avenir Next" w:hAnsi="Avenir Next" w:cs="Avenir Next" w:eastAsia="Avenir Next"/>
+              <w:color w:val="5A5F66"/>
+              <w:sz w:val="15"/>
+              <w:szCs w:val="15"/>
+            </w:rPr>
+            <w:instrText xml:space="preserve"> PAGE </w:instrText>
+          </w:r>
+          <w:r>
+            <w:rPr>
+              <w:rFonts w:ascii="Avenir Next" w:hAnsi="Avenir Next" w:cs="Avenir Next" w:eastAsia="Avenir Next"/>
+              <w:color w:val="5A5F66"/>
+              <w:sz w:val="15"/>
+              <w:szCs w:val="15"/>
+            </w:rPr>
+            <w:fldChar w:fldCharType="separate"/>
+          </w:r>
+          <w:r>
+            <w:rPr>
+              <w:rFonts w:ascii="Avenir Next" w:hAnsi="Avenir Next" w:cs="Avenir Next" w:eastAsia="Avenir Next"/>
+              <w:color w:val="5A5F66"/>
+              <w:sz w:val="15"/>
+              <w:szCs w:val="15"/>
+            </w:rPr>
+            <w:t xml:space="preserve">1</w:t>
+          </w:r>
+          <w:r>
+            <w:rPr>
+              <w:rFonts w:ascii="Avenir Next" w:hAnsi="Avenir Next" w:cs="Avenir Next" w:eastAsia="Avenir Next"/>
+              <w:color w:val="5A5F66"/>
+              <w:sz w:val="15"/>
+              <w:szCs w:val="15"/>
+            </w:rPr>
+            <w:fldChar w:fldCharType="end"/>
+          </w:r>
+          <w:r>
+            <w:rPr>
+              <w:rFonts w:ascii="Avenir Next" w:hAnsi="Avenir Next" w:cs="Avenir Next" w:eastAsia="Avenir Next"/>
+              <w:color w:val="5A5F66"/>
+              <w:sz w:val="15"/>
+              <w:szCs w:val="15"/>
+            </w:rPr>
+            <w:t xml:space="preserve"> of </w:t>
+          </w:r>
+          <w:r>
+            <w:rPr>
+              <w:rFonts w:ascii="Avenir Next" w:hAnsi="Avenir Next" w:cs="Avenir Next" w:eastAsia="Avenir Next"/>
+              <w:color w:val="5A5F66"/>
+              <w:sz w:val="15"/>
+              <w:szCs w:val="15"/>
+            </w:rPr>
+            <w:fldChar w:fldCharType="begin"/>
+          </w:r>
+          <w:r>
+            <w:rPr>
+              <w:rFonts w:ascii="Avenir Next" w:hAnsi="Avenir Next" w:cs="Avenir Next" w:eastAsia="Avenir Next"/>
+              <w:color w:val="5A5F66"/>
+              <w:sz w:val="15"/>
+              <w:szCs w:val="15"/>
+            </w:rPr>
+            <w:instrText xml:space="preserve"> NUMPAGES </w:instrText>
+          </w:r>
+          <w:r>
+            <w:rPr>
+              <w:rFonts w:ascii="Avenir Next" w:hAnsi="Avenir Next" w:cs="Avenir Next" w:eastAsia="Avenir Next"/>
+              <w:color w:val="5A5F66"/>
+              <w:sz w:val="15"/>
+              <w:szCs w:val="15"/>
+            </w:rPr>
+            <w:fldChar w:fldCharType="separate"/>
+          </w:r>
+          <w:r>
+            <w:rPr>
+              <w:rFonts w:ascii="Avenir Next" w:hAnsi="Avenir Next" w:cs="Avenir Next" w:eastAsia="Avenir Next"/>
+              <w:color w:val="5A5F66"/>
+              <w:sz w:val="15"/>
+              <w:szCs w:val="15"/>
+            </w:rPr>
+            <w:t xml:space="preserve">1</w:t>
+          </w:r>
+          <w:r>
+            <w:rPr>
+              <w:rFonts w:ascii="Avenir Next" w:hAnsi="Avenir Next" w:cs="Avenir Next" w:eastAsia="Avenir Next"/>
+              <w:color w:val="5A5F66"/>
+              <w:sz w:val="15"/>
+              <w:szCs w:val="15"/>
+            </w:rPr>
+            <w:fldChar w:fldCharType="end"/>
           </w:r>
         </w:p>
       </w:tc>
@@ -4478,5 +4585,23 @@
       </w:tblCellMar>
     </w:tblPr>
   </w:style>
+  <w:style w:type="paragraph" w:styleId="Heading1">
+    <w:name w:val="heading 1"/>
+    <w:basedOn w:val="Normal"/>
+    <w:pPr>
+      <w:outlineLvl w:val="0"/>
+      <w:keepNext w:val="0"/>
+      <w:keepLines w:val="0"/>
+    </w:pPr>
+  </w:style>
+  <w:style w:type="paragraph" w:styleId="Heading2">
+    <w:name w:val="heading 2"/>
+    <w:basedOn w:val="Normal"/>
+    <w:pPr>
+      <w:outlineLvl w:val="1"/>
+      <w:keepNext w:val="0"/>
+      <w:keepLines w:val="0"/>
+    </w:pPr>
+  </w:style>
 </w:styles>
 </file>